--- a/plans/8th Grade Technology/8th Grade Monthly Planning/3rd Trimester/8° Technology - September.docx
+++ b/plans/8th Grade Technology/8th Grade Monthly Planning/3rd Trimester/8° Technology - September.docx
@@ -11,65 +11,17 @@
           <w:szCs w:val="24"/>
           <w:lang w:val="es-PA"/>
         </w:rPr>
+        <w:spacing w:line="360" w:lineRule="auto" w:before="0" w:after="0"/>
       </w:pPr>
       <w:r>
         <w:rPr>
+          <w:rFonts w:ascii="Arial" w:hAnsi="Arial" w:eastAsia="Arial" w:cs="Arial"/>
           <w:b/>
+          <w:i w:val="0"/>
           <w:sz w:val="24"/>
-          <w:szCs w:val="24"/>
-          <w:lang w:val="es-PA"/>
+          <w:u w:val="none"/>
         </w:rPr>
         <w:t>MINISTERIO DE EDUCACIÓN DE PANAMÁ</w:t>
-      </w:r>
-      <w:r>
-        <w:rPr>
-          <w:noProof/>
-          <w:sz w:val="24"/>
-          <w:szCs w:val="24"/>
-        </w:rPr>
-        <w:drawing>
-          <wp:anchor distT="114300" distB="114300" distL="114300" distR="114300" simplePos="0" relativeHeight="251659264" behindDoc="0" locked="0" layoutInCell="1" hidden="0" allowOverlap="1" wp14:anchorId="55040CBA" wp14:editId="4BC7CD8F">
-            <wp:simplePos x="0" y="0"/>
-            <wp:positionH relativeFrom="column">
-              <wp:posOffset>-33020</wp:posOffset>
-            </wp:positionH>
-            <wp:positionV relativeFrom="paragraph">
-              <wp:posOffset>10795</wp:posOffset>
-            </wp:positionV>
-            <wp:extent cx="624840" cy="693420"/>
-            <wp:effectExtent l="0" t="0" r="3810" b="0"/>
-            <wp:wrapNone/>
-            <wp:docPr id="6" name="image1.png" descr="A logo for a science academy&#10;&#10;AI-generated content may be incorrect."/>
-            <wp:cNvGraphicFramePr/>
-            <a:graphic xmlns:a="http://schemas.openxmlformats.org/drawingml/2006/main">
-              <a:graphicData uri="http://schemas.openxmlformats.org/drawingml/2006/picture">
-                <pic:pic xmlns:pic="http://schemas.openxmlformats.org/drawingml/2006/picture">
-                  <pic:nvPicPr>
-                    <pic:cNvPr id="6" name="image1.png" descr="A logo for a science academy&#10;&#10;AI-generated content may be incorrect."/>
-                    <pic:cNvPicPr preferRelativeResize="0"/>
-                  </pic:nvPicPr>
-                  <pic:blipFill>
-                    <a:blip r:embed="rId6"/>
-                    <a:srcRect/>
-                    <a:stretch>
-                      <a:fillRect/>
-                    </a:stretch>
-                  </pic:blipFill>
-                  <pic:spPr>
-                    <a:xfrm>
-                      <a:off x="0" y="0"/>
-                      <a:ext cx="624840" cy="693420"/>
-                    </a:xfrm>
-                    <a:prstGeom prst="rect">
-                      <a:avLst/>
-                    </a:prstGeom>
-                    <a:ln/>
-                  </pic:spPr>
-                </pic:pic>
-              </a:graphicData>
-            </a:graphic>
-          </wp:anchor>
-        </w:drawing>
       </w:r>
     </w:p>
     <w:p>
@@ -80,12 +32,15 @@
           <w:sz w:val="24"/>
           <w:szCs w:val="24"/>
         </w:rPr>
+        <w:spacing w:line="360" w:lineRule="auto" w:before="0" w:after="0"/>
       </w:pPr>
       <w:r>
         <w:rPr>
+          <w:rFonts w:ascii="Arial" w:hAnsi="Arial" w:eastAsia="Arial" w:cs="Arial"/>
           <w:b/>
+          <w:i w:val="0"/>
           <w:sz w:val="24"/>
-          <w:szCs w:val="24"/>
+          <w:u w:val="none"/>
         </w:rPr>
         <w:t>ACADEMIA INTERNACIONAL DAVID</w:t>
       </w:r>
@@ -98,14 +53,17 @@
           <w:sz w:val="24"/>
           <w:szCs w:val="24"/>
         </w:rPr>
+        <w:spacing w:line="360" w:lineRule="auto" w:before="0" w:after="0"/>
       </w:pPr>
       <w:r>
         <w:rPr>
+          <w:rFonts w:ascii="Arial" w:hAnsi="Arial" w:eastAsia="Arial" w:cs="Arial"/>
           <w:b/>
+          <w:i w:val="0"/>
           <w:sz w:val="24"/>
-          <w:szCs w:val="24"/>
+          <w:u w:val="none"/>
         </w:rPr>
-        <w:t xml:space="preserve">WEEKLY/MONTHLY PLAN </w:t>
+        <w:t>WEEKLY/MONTHLY PLAN</w:t>
       </w:r>
     </w:p>
     <w:p>
@@ -116,8 +74,16 @@
           <w:sz w:val="24"/>
           <w:szCs w:val="24"/>
         </w:rPr>
+        <w:spacing w:line="360" w:lineRule="auto" w:before="0" w:after="0"/>
       </w:pPr>
       <w:r>
+        <w:rPr>
+          <w:rFonts w:ascii="Arial" w:hAnsi="Arial" w:eastAsia="Arial" w:cs="Arial"/>
+          <w:b/>
+          <w:i w:val="0"/>
+          <w:sz w:val="24"/>
+          <w:u w:val="none"/>
+        </w:rPr>
         <w:t>MONTH: SEPTEMBER</w:t>
       </w:r>
     </w:p>
@@ -129,8 +95,16 @@
           <w:sz w:val="24"/>
           <w:szCs w:val="24"/>
         </w:rPr>
+        <w:spacing w:line="360" w:lineRule="auto" w:before="0" w:after="0"/>
       </w:pPr>
       <w:r>
+        <w:rPr>
+          <w:rFonts w:ascii="Arial" w:hAnsi="Arial" w:eastAsia="Arial" w:cs="Arial"/>
+          <w:b/>
+          <w:i w:val="0"/>
+          <w:sz w:val="24"/>
+          <w:u w:val="none"/>
+        </w:rPr>
         <w:t>WEEKS: 3</w:t>
       </w:r>
     </w:p>
@@ -153,60 +127,246 @@
         <w:tc>
           <w:tcPr>
             <w:tcW w:w="2564" w:type="dxa"/>
+            <w:vAlign w:val="top"/>
           </w:tcPr>
           <w:p>
-            <w:r>
-              <w:t>Subject: Technology</w:t>
+            <w:pPr>
+              <w:jc w:val="left"/>
+              <w:spacing w:line="360" w:lineRule="auto" w:before="0" w:after="0"/>
+            </w:pPr>
+            <w:r>
+              <w:rPr>
+                <w:rFonts w:ascii="Arial" w:hAnsi="Arial" w:eastAsia="Arial" w:cs="Arial"/>
+                <w:b w:val="0"/>
+                <w:i w:val="0"/>
+                <w:sz w:val="24"/>
+                <w:u w:val="none"/>
+              </w:rPr>
+            </w:r>
+            <w:r>
+              <w:rPr>
+                <w:rFonts w:ascii="Arial" w:hAnsi="Arial" w:eastAsia="Arial" w:cs="Arial"/>
+                <w:b/>
+                <w:i w:val="0"/>
+                <w:sz w:val="24"/>
+                <w:u w:val="none"/>
+              </w:rPr>
+              <w:t xml:space="preserve">Subject: </w:t>
+            </w:r>
+            <w:r>
+              <w:rPr>
+                <w:rFonts w:ascii="Arial" w:hAnsi="Arial" w:eastAsia="Arial" w:cs="Arial"/>
+                <w:b w:val="0"/>
+                <w:i w:val="0"/>
+                <w:sz w:val="24"/>
+                <w:u w:val="none"/>
+              </w:rPr>
+              <w:t>Technology</w:t>
             </w:r>
           </w:p>
         </w:tc>
         <w:tc>
           <w:tcPr>
             <w:tcW w:w="2921" w:type="dxa"/>
+            <w:vAlign w:val="top"/>
           </w:tcPr>
           <w:p>
-            <w:r>
-              <w:t>Teacher: Porfirio Rios</w:t>
+            <w:pPr>
+              <w:jc w:val="left"/>
+              <w:spacing w:line="360" w:lineRule="auto" w:before="0" w:after="0"/>
+            </w:pPr>
+            <w:r>
+              <w:rPr>
+                <w:rFonts w:ascii="Arial" w:hAnsi="Arial" w:eastAsia="Arial" w:cs="Arial"/>
+                <w:b w:val="0"/>
+                <w:i w:val="0"/>
+                <w:sz w:val="24"/>
+                <w:u w:val="none"/>
+              </w:rPr>
+            </w:r>
+            <w:r>
+              <w:rPr>
+                <w:rFonts w:ascii="Arial" w:hAnsi="Arial" w:eastAsia="Arial" w:cs="Arial"/>
+                <w:b/>
+                <w:i w:val="0"/>
+                <w:sz w:val="24"/>
+                <w:u w:val="none"/>
+              </w:rPr>
+              <w:t xml:space="preserve">Teacher: </w:t>
+            </w:r>
+            <w:r>
+              <w:rPr>
+                <w:rFonts w:ascii="Arial" w:hAnsi="Arial" w:eastAsia="Arial" w:cs="Arial"/>
+                <w:b w:val="0"/>
+                <w:i w:val="0"/>
+                <w:sz w:val="24"/>
+                <w:u w:val="none"/>
+              </w:rPr>
+              <w:t>Porfirio Rios</w:t>
             </w:r>
           </w:p>
         </w:tc>
         <w:tc>
           <w:tcPr>
             <w:tcW w:w="2207" w:type="dxa"/>
+            <w:vAlign w:val="top"/>
           </w:tcPr>
           <w:p>
-            <w:r>
-              <w:t>Grade: 8th</w:t>
+            <w:pPr>
+              <w:jc w:val="left"/>
+              <w:spacing w:line="360" w:lineRule="auto" w:before="0" w:after="0"/>
+            </w:pPr>
+            <w:r>
+              <w:rPr>
+                <w:rFonts w:ascii="Arial" w:hAnsi="Arial" w:eastAsia="Arial" w:cs="Arial"/>
+                <w:b w:val="0"/>
+                <w:i w:val="0"/>
+                <w:sz w:val="24"/>
+                <w:u w:val="none"/>
+              </w:rPr>
+            </w:r>
+            <w:r>
+              <w:rPr>
+                <w:rFonts w:ascii="Arial" w:hAnsi="Arial" w:eastAsia="Arial" w:cs="Arial"/>
+                <w:b/>
+                <w:i w:val="0"/>
+                <w:sz w:val="24"/>
+                <w:u w:val="none"/>
+              </w:rPr>
+              <w:t xml:space="preserve">Grade: </w:t>
+            </w:r>
+            <w:r>
+              <w:rPr>
+                <w:rFonts w:ascii="Arial" w:hAnsi="Arial" w:eastAsia="Arial" w:cs="Arial"/>
+                <w:b w:val="0"/>
+                <w:i w:val="0"/>
+                <w:sz w:val="24"/>
+                <w:u w:val="none"/>
+              </w:rPr>
+              <w:t>8th</w:t>
             </w:r>
           </w:p>
         </w:tc>
         <w:tc>
           <w:tcPr>
             <w:tcW w:w="2564" w:type="dxa"/>
+            <w:vAlign w:val="top"/>
           </w:tcPr>
           <w:p>
-            <w:r>
-              <w:t>Trimester:3rd</w:t>
+            <w:pPr>
+              <w:jc w:val="left"/>
+              <w:spacing w:line="360" w:lineRule="auto" w:before="0" w:after="0"/>
+            </w:pPr>
+            <w:r>
+              <w:rPr>
+                <w:rFonts w:ascii="Arial" w:hAnsi="Arial" w:eastAsia="Arial" w:cs="Arial"/>
+                <w:b w:val="0"/>
+                <w:i w:val="0"/>
+                <w:sz w:val="24"/>
+                <w:u w:val="none"/>
+              </w:rPr>
+            </w:r>
+            <w:r>
+              <w:rPr>
+                <w:rFonts w:ascii="Arial" w:hAnsi="Arial" w:eastAsia="Arial" w:cs="Arial"/>
+                <w:b/>
+                <w:i w:val="0"/>
+                <w:sz w:val="24"/>
+                <w:u w:val="none"/>
+              </w:rPr>
+              <w:t xml:space="preserve">Trimester: </w:t>
+            </w:r>
+            <w:r>
+              <w:rPr>
+                <w:rFonts w:ascii="Arial" w:hAnsi="Arial" w:eastAsia="Arial" w:cs="Arial"/>
+                <w:b w:val="0"/>
+                <w:i w:val="0"/>
+                <w:sz w:val="24"/>
+                <w:u w:val="none"/>
+              </w:rPr>
+              <w:t>3rd</w:t>
             </w:r>
           </w:p>
         </w:tc>
         <w:tc>
           <w:tcPr>
             <w:tcW w:w="2564" w:type="dxa"/>
+            <w:vAlign w:val="top"/>
           </w:tcPr>
           <w:p>
-            <w:r>
-              <w:t>Year: 2026</w:t>
+            <w:pPr>
+              <w:jc w:val="left"/>
+              <w:spacing w:line="360" w:lineRule="auto" w:before="0" w:after="0"/>
+            </w:pPr>
+            <w:r>
+              <w:rPr>
+                <w:rFonts w:ascii="Arial" w:hAnsi="Arial" w:eastAsia="Arial" w:cs="Arial"/>
+                <w:b w:val="0"/>
+                <w:i w:val="0"/>
+                <w:sz w:val="24"/>
+                <w:u w:val="none"/>
+              </w:rPr>
+            </w:r>
+            <w:r>
+              <w:rPr>
+                <w:rFonts w:ascii="Arial" w:hAnsi="Arial" w:eastAsia="Arial" w:cs="Arial"/>
+                <w:b/>
+                <w:i w:val="0"/>
+                <w:sz w:val="24"/>
+                <w:u w:val="none"/>
+              </w:rPr>
+              <w:t xml:space="preserve">Year: </w:t>
+            </w:r>
+            <w:r>
+              <w:rPr>
+                <w:rFonts w:ascii="Arial" w:hAnsi="Arial" w:eastAsia="Arial" w:cs="Arial"/>
+                <w:b w:val="0"/>
+                <w:i w:val="0"/>
+                <w:sz w:val="24"/>
+                <w:u w:val="none"/>
+              </w:rPr>
+              <w:t>2026</w:t>
             </w:r>
           </w:p>
         </w:tc>
         <w:tc>
           <w:tcPr>
             <w:tcW w:w="2564" w:type="dxa"/>
+            <w:vAlign w:val="top"/>
           </w:tcPr>
           <w:p>
-            <w:r>
-              <w:t>Weekly Hours: 3</w:t>
+            <w:pPr>
+              <w:jc w:val="left"/>
+              <w:spacing w:line="360" w:lineRule="auto" w:before="0" w:after="0"/>
+            </w:pPr>
+            <w:r>
+              <w:rPr>
+                <w:rFonts w:ascii="Arial" w:hAnsi="Arial" w:eastAsia="Arial" w:cs="Arial"/>
+                <w:b w:val="0"/>
+                <w:i w:val="0"/>
+                <w:sz w:val="24"/>
+                <w:u w:val="none"/>
+              </w:rPr>
+            </w:r>
+            <w:r>
+              <w:rPr>
+                <w:rFonts w:ascii="Arial" w:hAnsi="Arial" w:eastAsia="Arial" w:cs="Arial"/>
+                <w:b/>
+                <w:i w:val="0"/>
+                <w:sz w:val="24"/>
+                <w:u w:val="none"/>
+              </w:rPr>
+              <w:t xml:space="preserve">Weekly Hours: </w:t>
+            </w:r>
+            <w:r>
+              <w:rPr>
+                <w:rFonts w:ascii="Arial" w:hAnsi="Arial" w:eastAsia="Arial" w:cs="Arial"/>
+                <w:b w:val="0"/>
+                <w:i w:val="0"/>
+                <w:sz w:val="24"/>
+                <w:u w:val="none"/>
+              </w:rPr>
+              <w:t>3</w:t>
             </w:r>
           </w:p>
         </w:tc>
@@ -216,15 +376,59 @@
           <w:tcPr>
             <w:tcW w:w="15384" w:type="dxa"/>
             <w:gridSpan w:val="6"/>
+            <w:vAlign w:val="top"/>
           </w:tcPr>
           <w:p>
-            <w:r>
+            <w:pPr>
+              <w:spacing w:before="0" w:after="0" w:line="480" w:lineRule="auto"/>
+            </w:pPr>
+            <w:r>
+              <w:rPr>
+                <w:rFonts w:ascii="Arial" w:hAnsi="Arial" w:cs="Arial" w:eastAsia="Arial"/>
+                <w:b/>
+                <w:sz w:val="24"/>
+              </w:rPr>
               <w:t>Competences:</w:t>
               <w:br/>
+            </w:r>
+            <w:r>
+              <w:rPr>
+                <w:rFonts w:ascii="Arial" w:hAnsi="Arial" w:cs="Arial" w:eastAsia="Arial"/>
+                <w:b w:val="0"/>
+                <w:sz w:val="24"/>
+              </w:rPr>
               <w:t>Decompose an app idea into smaller tasks, screens, inputs, outputs, and event-driven behaviors.</w:t>
+            </w:r>
+            <w:r>
+              <w:rPr>
+                <w:rFonts w:ascii="Arial" w:hAnsi="Arial" w:cs="Arial" w:eastAsia="Arial"/>
+                <w:b w:val="0"/>
+                <w:sz w:val="24"/>
+              </w:rPr>
               <w:br/>
+            </w:r>
+            <w:r>
+              <w:rPr>
+                <w:rFonts w:ascii="Arial" w:hAnsi="Arial" w:cs="Arial" w:eastAsia="Arial"/>
+                <w:b w:val="0"/>
+                <w:sz w:val="24"/>
+              </w:rPr>
               <w:t>Design simple user interfaces for a clear audience, purpose, and user need.</w:t>
+            </w:r>
+            <w:r>
+              <w:rPr>
+                <w:rFonts w:ascii="Arial" w:hAnsi="Arial" w:cs="Arial" w:eastAsia="Arial"/>
+                <w:b w:val="0"/>
+                <w:sz w:val="24"/>
+              </w:rPr>
               <w:br/>
+            </w:r>
+            <w:r>
+              <w:rPr>
+                <w:rFonts w:ascii="Arial" w:hAnsi="Arial" w:cs="Arial" w:eastAsia="Arial"/>
+                <w:b w:val="0"/>
+                <w:sz w:val="24"/>
+              </w:rPr>
               <w:t>Use a project logbook to document app planning, feedback, design choices, and progress.</w:t>
             </w:r>
           </w:p>
@@ -235,15 +439,59 @@
           <w:tcPr>
             <w:tcW w:w="15384" w:type="dxa"/>
             <w:gridSpan w:val="6"/>
+            <w:vAlign w:val="top"/>
           </w:tcPr>
           <w:p>
-            <w:r>
+            <w:pPr>
+              <w:spacing w:before="0" w:after="0" w:line="480" w:lineRule="auto"/>
+            </w:pPr>
+            <w:r>
+              <w:rPr>
+                <w:rFonts w:ascii="Arial" w:hAnsi="Arial" w:cs="Arial" w:eastAsia="Arial"/>
+                <w:b/>
+                <w:sz w:val="24"/>
+              </w:rPr>
               <w:t>Learning Objectives:</w:t>
               <w:br/>
+            </w:r>
+            <w:r>
+              <w:rPr>
+                <w:rFonts w:ascii="Arial" w:hAnsi="Arial" w:cs="Arial" w:eastAsia="Arial"/>
+                <w:b w:val="0"/>
+                <w:sz w:val="24"/>
+              </w:rPr>
               <w:t>Break an app problem into smaller parts and identify purpose, audience, screens, input, and output.</w:t>
+            </w:r>
+            <w:r>
+              <w:rPr>
+                <w:rFonts w:ascii="Arial" w:hAnsi="Arial" w:cs="Arial" w:eastAsia="Arial"/>
+                <w:b w:val="0"/>
+                <w:sz w:val="24"/>
+              </w:rPr>
               <w:br/>
+            </w:r>
+            <w:r>
+              <w:rPr>
+                <w:rFonts w:ascii="Arial" w:hAnsi="Arial" w:cs="Arial" w:eastAsia="Arial"/>
+                <w:b w:val="0"/>
+                <w:sz w:val="24"/>
+              </w:rPr>
               <w:t>Plan app screens, navigation, buttons, variables, user input, and event flow.</w:t>
+            </w:r>
+            <w:r>
+              <w:rPr>
+                <w:rFonts w:ascii="Arial" w:hAnsi="Arial" w:cs="Arial" w:eastAsia="Arial"/>
+                <w:b w:val="0"/>
+                <w:sz w:val="24"/>
+              </w:rPr>
               <w:br/>
+            </w:r>
+            <w:r>
+              <w:rPr>
+                <w:rFonts w:ascii="Arial" w:hAnsi="Arial" w:cs="Arial" w:eastAsia="Arial"/>
+                <w:b w:val="0"/>
+                <w:sz w:val="24"/>
+              </w:rPr>
               <w:t>Build or modify a simple event-driven app feature and record feedback in a logbook.</w:t>
             </w:r>
           </w:p>
@@ -254,15 +502,59 @@
           <w:tcPr>
             <w:tcW w:w="15384" w:type="dxa"/>
             <w:gridSpan w:val="6"/>
+            <w:vAlign w:val="top"/>
           </w:tcPr>
           <w:p>
-            <w:r>
+            <w:pPr>
+              <w:spacing w:before="0" w:after="0" w:line="480" w:lineRule="auto"/>
+            </w:pPr>
+            <w:r>
+              <w:rPr>
+                <w:rFonts w:ascii="Arial" w:hAnsi="Arial" w:cs="Arial" w:eastAsia="Arial"/>
+                <w:b/>
+                <w:sz w:val="24"/>
+              </w:rPr>
               <w:t>Learning Outcomes:</w:t>
               <w:br/>
+            </w:r>
+            <w:r>
+              <w:rPr>
+                <w:rFonts w:ascii="Arial" w:hAnsi="Arial" w:cs="Arial" w:eastAsia="Arial"/>
+                <w:b w:val="0"/>
+                <w:sz w:val="24"/>
+              </w:rPr>
               <w:t>Complete an app vocabulary and decomposition check with smaller tasks and app purpose evidence.</w:t>
+            </w:r>
+            <w:r>
+              <w:rPr>
+                <w:rFonts w:ascii="Arial" w:hAnsi="Arial" w:cs="Arial" w:eastAsia="Arial"/>
+                <w:b w:val="0"/>
+                <w:sz w:val="24"/>
+              </w:rPr>
               <w:br/>
+            </w:r>
+            <w:r>
+              <w:rPr>
+                <w:rFonts w:ascii="Arial" w:hAnsi="Arial" w:cs="Arial" w:eastAsia="Arial"/>
+                <w:b w:val="0"/>
+                <w:sz w:val="24"/>
+              </w:rPr>
               <w:t>Submit an app screen plan and event map showing screens, buttons, user actions, and outputs.</w:t>
+            </w:r>
+            <w:r>
+              <w:rPr>
+                <w:rFonts w:ascii="Arial" w:hAnsi="Arial" w:cs="Arial" w:eastAsia="Arial"/>
+                <w:b w:val="0"/>
+                <w:sz w:val="24"/>
+              </w:rPr>
               <w:br/>
+            </w:r>
+            <w:r>
+              <w:rPr>
+                <w:rFonts w:ascii="Arial" w:hAnsi="Arial" w:cs="Arial" w:eastAsia="Arial"/>
+                <w:b w:val="0"/>
+                <w:sz w:val="24"/>
+              </w:rPr>
               <w:t>Submit logbook evidence showing user needs, feedback, design choices, and next steps.</w:t>
             </w:r>
           </w:p>
@@ -290,9 +582,30 @@
               <w:right w:val="single" w:sz="4" w:space="0" w:color="auto"/>
             </w:tcBorders>
             <w:shd w:val="clear" w:color="auto" w:fill="A8D08D"/>
+            <w:vAlign w:val="top"/>
           </w:tcPr>
           <w:p>
-            <w:r>
+            <w:pPr>
+              <w:jc w:val="center"/>
+              <w:spacing w:line="360" w:lineRule="auto" w:before="0" w:after="0"/>
+            </w:pPr>
+            <w:r>
+              <w:rPr>
+                <w:rFonts w:ascii="Arial" w:hAnsi="Arial" w:eastAsia="Arial" w:cs="Arial"/>
+                <w:b/>
+                <w:i w:val="0"/>
+                <w:sz w:val="24"/>
+                <w:u w:val="none"/>
+              </w:rPr>
+            </w:r>
+            <w:r>
+              <w:rPr>
+                <w:rFonts w:ascii="Arial" w:hAnsi="Arial" w:eastAsia="Arial" w:cs="Arial"/>
+                <w:b/>
+                <w:i w:val="0"/>
+                <w:sz w:val="24"/>
+                <w:u w:val="none"/>
+              </w:rPr>
               <w:t>8A, 8B day – 45min – September - Week 1</w:t>
             </w:r>
           </w:p>
@@ -307,9 +620,30 @@
               <w:right w:val="single" w:sz="4" w:space="0" w:color="auto"/>
             </w:tcBorders>
             <w:shd w:val="clear" w:color="auto" w:fill="A8D08D"/>
+            <w:vAlign w:val="top"/>
           </w:tcPr>
           <w:p>
-            <w:r>
+            <w:pPr>
+              <w:jc w:val="center"/>
+              <w:spacing w:line="360" w:lineRule="auto" w:before="0" w:after="0"/>
+            </w:pPr>
+            <w:r>
+              <w:rPr>
+                <w:rFonts w:ascii="Arial" w:hAnsi="Arial" w:eastAsia="Arial" w:cs="Arial"/>
+                <w:b/>
+                <w:i w:val="0"/>
+                <w:sz w:val="24"/>
+                <w:u w:val="none"/>
+              </w:rPr>
+            </w:r>
+            <w:r>
+              <w:rPr>
+                <w:rFonts w:ascii="Arial" w:hAnsi="Arial" w:eastAsia="Arial" w:cs="Arial"/>
+                <w:b/>
+                <w:i w:val="0"/>
+                <w:sz w:val="24"/>
+                <w:u w:val="none"/>
+              </w:rPr>
               <w:t>8A, 8B day – 90 min – September - Week 1</w:t>
             </w:r>
           </w:p>
@@ -325,27 +659,157 @@
               <w:bottom w:val="single" w:sz="4" w:space="0" w:color="auto"/>
               <w:right w:val="single" w:sz="4" w:space="0" w:color="auto"/>
             </w:tcBorders>
+            <w:vAlign w:val="top"/>
           </w:tcPr>
           <w:p>
-            <w:r>
-              <w:t>Topic:</w:t>
-              <w:br/>
+            <w:pPr>
+              <w:spacing w:before="0" w:after="0" w:line="360" w:lineRule="auto"/>
+            </w:pPr>
+            <w:r>
+              <w:rPr>
+                <w:rFonts w:ascii="Arial" w:hAnsi="Arial" w:cs="Arial" w:eastAsia="Arial"/>
+                <w:b/>
+                <w:sz w:val="24"/>
+              </w:rPr>
+              <w:t xml:space="preserve">Topic: </w:t>
+            </w:r>
+            <w:r>
+              <w:rPr>
+                <w:rFonts w:ascii="Arial" w:hAnsi="Arial" w:cs="Arial" w:eastAsia="Arial"/>
+                <w:b w:val="0"/>
+                <w:sz w:val="24"/>
+              </w:rPr>
               <w:t>Decomposition and app purpose</w:t>
-              <w:br/>
-              <w:br/>
-              <w:t>Pre-activities</w:t>
-              <w:br/>
-              <w:t>Answer: What problem could an app help solve at school or in the community, such as homework reminders, recycling reports, lunch choices, lost-and-found, club sign-ups, or study help? Preview decomposition by breaking one app idea into smaller tasks: choose purpose, identify users, plan screens, decide inputs, show outputs, and test feedback.</w:t>
-              <w:br/>
-              <w:br/>
-              <w:t>While activities</w:t>
-              <w:br/>
+            </w:r>
+          </w:p>
+          <w:p>
+            <w:pPr>
+              <w:spacing w:before="0" w:after="0" w:line="360" w:lineRule="auto"/>
+            </w:pPr>
+            <w:r>
+              <w:rPr>
+                <w:rFonts w:ascii="Arial" w:hAnsi="Arial" w:cs="Arial" w:eastAsia="Arial"/>
+                <w:sz w:val="24"/>
+                <w:b/>
+                <w:bCs/>
+              </w:rPr>
+              <w:t>Class Objective:</w:t>
+            </w:r>
+          </w:p>
+          <w:p>
+            <w:pPr>
+              <w:spacing w:before="0" w:after="0" w:line="360" w:lineRule="auto"/>
+            </w:pPr>
+            <w:r>
+              <w:rPr>
+                <w:rFonts w:ascii="Arial" w:hAnsi="Arial" w:cs="Arial" w:eastAsia="Arial"/>
+                <w:sz w:val="24"/>
+              </w:rPr>
+              <w:t>Decompose one app idea into smaller tasks and explain its purpose for a real user need.</w:t>
+            </w:r>
+          </w:p>
+          <w:p>
+            <w:pPr>
+              <w:spacing w:before="0" w:after="0" w:line="360" w:lineRule="auto"/>
+            </w:pPr>
+            <w:r>
+              <w:rPr>
+                <w:rFonts w:ascii="Arial" w:hAnsi="Arial" w:cs="Arial" w:eastAsia="Arial"/>
+                <w:b/>
+                <w:sz w:val="24"/>
+              </w:rPr>
+              <w:t>Pre-activities:</w:t>
+            </w:r>
+          </w:p>
+          <w:p>
+            <w:pPr>
+              <w:spacing w:before="0" w:after="0" w:line="360" w:lineRule="auto"/>
+            </w:pPr>
+            <w:r>
+              <w:rPr>
+                <w:rFonts w:ascii="Arial" w:hAnsi="Arial" w:cs="Arial" w:eastAsia="Arial"/>
+                <w:b w:val="0"/>
+                <w:sz w:val="24"/>
+              </w:rPr>
+              <w:t>Answer: What problem could an app help solve at school or in the community, such as homework reminders, recycling reports, lunch choices, lost-and-found, club sign-ups, or study help?</w:t>
+            </w:r>
+          </w:p>
+          <w:p>
+            <w:pPr>
+              <w:spacing w:before="0" w:after="0" w:line="360" w:lineRule="auto"/>
+            </w:pPr>
+            <w:r>
+              <w:rPr>
+                <w:rFonts w:ascii="Arial" w:hAnsi="Arial" w:cs="Arial" w:eastAsia="Arial"/>
+                <w:b w:val="0"/>
+                <w:sz w:val="24"/>
+              </w:rPr>
+              <w:t>Preview decomposition by breaking one app idea into smaller tasks: choose purpose, identify users, plan screens, decide inputs, show outputs, and test feedback.</w:t>
+            </w:r>
+          </w:p>
+          <w:p>
+            <w:pPr>
+              <w:spacing w:before="0" w:after="0" w:line="360" w:lineRule="auto"/>
+            </w:pPr>
+            <w:r>
+              <w:rPr>
+                <w:rFonts w:ascii="Arial" w:hAnsi="Arial" w:cs="Arial" w:eastAsia="Arial"/>
+                <w:b/>
+                <w:sz w:val="24"/>
+              </w:rPr>
+              <w:t>While activities:</w:t>
+            </w:r>
+          </w:p>
+          <w:p>
+            <w:pPr>
+              <w:spacing w:before="0" w:after="0" w:line="360" w:lineRule="auto"/>
+            </w:pPr>
+            <w:r>
+              <w:rPr>
+                <w:rFonts w:ascii="Arial" w:hAnsi="Arial" w:cs="Arial" w:eastAsia="Arial"/>
+                <w:b w:val="0"/>
+                <w:sz w:val="24"/>
+              </w:rPr>
               <w:t>Break one app idea into at least 5 smaller tasks without completing the graded vocabulary table in this class.</w:t>
-              <w:br/>
-              <w:br/>
-              <w:t>Post activities</w:t>
-              <w:br/>
-              <w:t>Share your app idea with a partner. Record one question a user might ask.</w:t>
+            </w:r>
+          </w:p>
+          <w:p>
+            <w:pPr>
+              <w:spacing w:before="0" w:after="0" w:line="360" w:lineRule="auto"/>
+            </w:pPr>
+            <w:r>
+              <w:rPr>
+                <w:rFonts w:ascii="Arial" w:hAnsi="Arial" w:cs="Arial" w:eastAsia="Arial"/>
+                <w:b/>
+                <w:sz w:val="24"/>
+              </w:rPr>
+              <w:t>Post activities:</w:t>
+            </w:r>
+          </w:p>
+          <w:p>
+            <w:pPr>
+              <w:spacing w:before="0" w:after="0" w:line="360" w:lineRule="auto"/>
+            </w:pPr>
+            <w:r>
+              <w:rPr>
+                <w:rFonts w:ascii="Arial" w:hAnsi="Arial" w:cs="Arial" w:eastAsia="Arial"/>
+                <w:b w:val="0"/>
+                <w:sz w:val="24"/>
+              </w:rPr>
+              <w:t>Share your app idea with a partner.</w:t>
+            </w:r>
+          </w:p>
+          <w:p>
+            <w:pPr>
+              <w:spacing w:before="0" w:after="0" w:line="360" w:lineRule="auto"/>
+            </w:pPr>
+            <w:r>
+              <w:rPr>
+                <w:rFonts w:ascii="Arial" w:hAnsi="Arial" w:cs="Arial" w:eastAsia="Arial"/>
+                <w:b w:val="0"/>
+                <w:sz w:val="24"/>
+              </w:rPr>
+              <w:t>Record one question a user might ask.</w:t>
             </w:r>
           </w:p>
         </w:tc>
@@ -358,27 +822,171 @@
               <w:bottom w:val="single" w:sz="4" w:space="0" w:color="auto"/>
               <w:right w:val="single" w:sz="4" w:space="0" w:color="auto"/>
             </w:tcBorders>
+            <w:vAlign w:val="top"/>
           </w:tcPr>
           <w:p>
-            <w:r>
-              <w:t>Topic:</w:t>
-              <w:br/>
+            <w:pPr>
+              <w:spacing w:before="0" w:after="0" w:line="360" w:lineRule="auto"/>
+            </w:pPr>
+            <w:r>
+              <w:rPr>
+                <w:rFonts w:ascii="Arial" w:hAnsi="Arial" w:cs="Arial" w:eastAsia="Arial"/>
+                <w:b/>
+                <w:sz w:val="24"/>
+              </w:rPr>
+              <w:t xml:space="preserve">Topic: </w:t>
+            </w:r>
+            <w:r>
+              <w:rPr>
+                <w:rFonts w:ascii="Arial" w:hAnsi="Arial" w:cs="Arial" w:eastAsia="Arial"/>
+                <w:b w:val="0"/>
+                <w:sz w:val="24"/>
+              </w:rPr>
               <w:t>Interface planning and core vocabulary</w:t>
-              <w:br/>
-              <w:br/>
-              <w:t>Pre-activities</w:t>
-              <w:br/>
-              <w:t>Preview the 10 Trimester 3 vocabulary words. Review examples of clear and confusing app screens.</w:t>
-              <w:br/>
-              <w:br/>
-              <w:t>While activities</w:t>
-              <w:br/>
-              <w:t>Complete Daily Grade #1: Create a vocabulary table for these 10 words: decomposition, user, screen, event, input, output, app, button, variable, feedback. Then create a 3-screen app wireframe.</w:t>
-              <w:br/>
-              <w:br/>
-              <w:t>Post activities</w:t>
-              <w:br/>
-              <w:t>Save or submit your wireframe. Write one change that would make the app easier to use.</w:t>
+            </w:r>
+          </w:p>
+          <w:p>
+            <w:pPr>
+              <w:spacing w:before="0" w:after="0" w:line="360" w:lineRule="auto"/>
+            </w:pPr>
+            <w:r>
+              <w:rPr>
+                <w:rFonts w:ascii="Arial" w:hAnsi="Arial" w:cs="Arial" w:eastAsia="Arial"/>
+                <w:sz w:val="24"/>
+                <w:b/>
+                <w:bCs/>
+              </w:rPr>
+              <w:t>Class Objective:</w:t>
+            </w:r>
+          </w:p>
+          <w:p>
+            <w:pPr>
+              <w:spacing w:before="0" w:after="0" w:line="360" w:lineRule="auto"/>
+            </w:pPr>
+            <w:r>
+              <w:rPr>
+                <w:rFonts w:ascii="Arial" w:hAnsi="Arial" w:cs="Arial" w:eastAsia="Arial"/>
+                <w:sz w:val="24"/>
+              </w:rPr>
+              <w:t>Create a vocabulary table for these 10 words: decomposition, user, screen, event, input, output, app, button, variable, feedback.</w:t>
+            </w:r>
+          </w:p>
+          <w:p>
+            <w:pPr>
+              <w:spacing w:before="0" w:after="0" w:line="360" w:lineRule="auto"/>
+            </w:pPr>
+            <w:r>
+              <w:rPr>
+                <w:rFonts w:ascii="Arial" w:hAnsi="Arial" w:cs="Arial" w:eastAsia="Arial"/>
+                <w:b/>
+                <w:sz w:val="24"/>
+              </w:rPr>
+              <w:t>Pre-activities:</w:t>
+            </w:r>
+          </w:p>
+          <w:p>
+            <w:pPr>
+              <w:spacing w:before="0" w:after="0" w:line="360" w:lineRule="auto"/>
+            </w:pPr>
+            <w:r>
+              <w:rPr>
+                <w:rFonts w:ascii="Arial" w:hAnsi="Arial" w:cs="Arial" w:eastAsia="Arial"/>
+                <w:b w:val="0"/>
+                <w:sz w:val="24"/>
+              </w:rPr>
+              <w:t>Preview the 10 Trimester 3 vocabulary words.</w:t>
+            </w:r>
+          </w:p>
+          <w:p>
+            <w:pPr>
+              <w:spacing w:before="0" w:after="0" w:line="360" w:lineRule="auto"/>
+            </w:pPr>
+            <w:r>
+              <w:rPr>
+                <w:rFonts w:ascii="Arial" w:hAnsi="Arial" w:cs="Arial" w:eastAsia="Arial"/>
+                <w:b w:val="0"/>
+                <w:sz w:val="24"/>
+              </w:rPr>
+              <w:t>Review examples of clear and confusing app screens.</w:t>
+            </w:r>
+          </w:p>
+          <w:p>
+            <w:pPr>
+              <w:spacing w:before="0" w:after="0" w:line="360" w:lineRule="auto"/>
+            </w:pPr>
+            <w:r>
+              <w:rPr>
+                <w:rFonts w:ascii="Arial" w:hAnsi="Arial" w:cs="Arial" w:eastAsia="Arial"/>
+                <w:b/>
+                <w:sz w:val="24"/>
+              </w:rPr>
+              <w:t>While activities:</w:t>
+            </w:r>
+          </w:p>
+          <w:p>
+            <w:pPr>
+              <w:spacing w:before="0" w:after="0" w:line="360" w:lineRule="auto"/>
+            </w:pPr>
+            <w:r>
+              <w:rPr>
+                <w:rFonts w:ascii="Arial" w:hAnsi="Arial" w:cs="Arial" w:eastAsia="Arial"/>
+                <w:b w:val="0"/>
+                <w:sz w:val="24"/>
+                <w:highlight w:val="yellow"/>
+              </w:rPr>
+              <w:t>Complete Daily Grade #1: Create a vocabulary table for these 10 words: decomposition, user, screen, event, input, output, app, button, variable, feedback.</w:t>
+            </w:r>
+          </w:p>
+          <w:p>
+            <w:pPr>
+              <w:spacing w:before="0" w:after="0" w:line="360" w:lineRule="auto"/>
+            </w:pPr>
+            <w:r>
+              <w:rPr>
+                <w:rFonts w:ascii="Arial" w:hAnsi="Arial" w:cs="Arial" w:eastAsia="Arial"/>
+                <w:b w:val="0"/>
+                <w:sz w:val="24"/>
+              </w:rPr>
+              <w:t>Then create a 3-screen app wireframe.</w:t>
+            </w:r>
+          </w:p>
+          <w:p>
+            <w:pPr>
+              <w:spacing w:before="0" w:after="0" w:line="360" w:lineRule="auto"/>
+            </w:pPr>
+            <w:r>
+              <w:rPr>
+                <w:rFonts w:ascii="Arial" w:hAnsi="Arial" w:cs="Arial" w:eastAsia="Arial"/>
+                <w:b/>
+                <w:sz w:val="24"/>
+              </w:rPr>
+              <w:t>Post activities:</w:t>
+            </w:r>
+          </w:p>
+          <w:p>
+            <w:pPr>
+              <w:spacing w:before="0" w:after="0" w:line="360" w:lineRule="auto"/>
+            </w:pPr>
+            <w:r>
+              <w:rPr>
+                <w:rFonts w:ascii="Arial" w:hAnsi="Arial" w:cs="Arial" w:eastAsia="Arial"/>
+                <w:b w:val="0"/>
+                <w:sz w:val="24"/>
+              </w:rPr>
+              <w:t>Save or submit your wireframe.</w:t>
+            </w:r>
+          </w:p>
+          <w:p>
+            <w:pPr>
+              <w:spacing w:before="0" w:after="0" w:line="360" w:lineRule="auto"/>
+            </w:pPr>
+            <w:r>
+              <w:rPr>
+                <w:rFonts w:ascii="Arial" w:hAnsi="Arial" w:cs="Arial" w:eastAsia="Arial"/>
+                <w:b w:val="0"/>
+                <w:sz w:val="24"/>
+              </w:rPr>
+              <w:t>Write one change that would make the app easier to use.</w:t>
             </w:r>
           </w:p>
         </w:tc>
@@ -393,10 +1001,37 @@
               <w:bottom w:val="single" w:sz="4" w:space="0" w:color="auto"/>
               <w:right w:val="single" w:sz="4" w:space="0" w:color="auto"/>
             </w:tcBorders>
+            <w:vAlign w:val="top"/>
           </w:tcPr>
           <w:p>
-            <w:r>
-              <w:t>Resources: Pen, pencil, technology notebook, student's email and password, Google Classroom, LEDs and resistors, buttons, Scratch access, Micro:bit or simulator, Scratch Link/Bluetooth when needed, Python environment, checklist or worksheet, project planning sheet, projector.</w:t>
+            <w:pPr>
+              <w:spacing w:line="360" w:lineRule="auto" w:before="0" w:after="0"/>
+            </w:pPr>
+            <w:r>
+              <w:rPr>
+                <w:rFonts w:ascii="Arial" w:hAnsi="Arial" w:cs="Arial" w:eastAsia="Arial"/>
+                <w:sz w:val="24"/>
+              </w:rPr>
+            </w:r>
+            <w:r>
+              <w:rPr>
+                <w:rFonts w:ascii="Arial" w:hAnsi="Arial" w:eastAsia="Arial" w:cs="Arial"/>
+                <w:b/>
+                <w:i w:val="0"/>
+                <w:sz w:val="24"/>
+                <w:u w:val="none"/>
+              </w:rPr>
+              <w:t xml:space="preserve">Resources: </w:t>
+            </w:r>
+            <w:r>
+              <w:rPr>
+                <w:rFonts w:ascii="Arial" w:hAnsi="Arial" w:eastAsia="Arial" w:cs="Arial"/>
+                <w:b w:val="0"/>
+                <w:i w:val="0"/>
+                <w:sz w:val="24"/>
+                <w:u w:val="none"/>
+              </w:rPr>
+              <w:t>Pen, pencil, technology notebook, student's computer, email and password</w:t>
             </w:r>
           </w:p>
         </w:tc>
@@ -409,10 +1044,37 @@
               <w:bottom w:val="single" w:sz="4" w:space="0" w:color="auto"/>
               <w:right w:val="single" w:sz="4" w:space="0" w:color="auto"/>
             </w:tcBorders>
+            <w:vAlign w:val="top"/>
           </w:tcPr>
           <w:p>
-            <w:r>
-              <w:t>Resources: Pen, pencil, technology notebook, student's email and password, Google Classroom, LEDs and resistors, buttons, Scratch access, Micro:bit or simulator, Scratch Link/Bluetooth when needed, Python environment, checklist or worksheet, project planning sheet, projector.</w:t>
+            <w:pPr>
+              <w:spacing w:line="360" w:lineRule="auto" w:before="0" w:after="0"/>
+            </w:pPr>
+            <w:r>
+              <w:rPr>
+                <w:rFonts w:ascii="Arial" w:hAnsi="Arial" w:cs="Arial" w:eastAsia="Arial"/>
+                <w:sz w:val="24"/>
+              </w:rPr>
+            </w:r>
+            <w:r>
+              <w:rPr>
+                <w:rFonts w:ascii="Arial" w:hAnsi="Arial" w:eastAsia="Arial" w:cs="Arial"/>
+                <w:b/>
+                <w:i w:val="0"/>
+                <w:sz w:val="24"/>
+                <w:u w:val="none"/>
+              </w:rPr>
+              <w:t xml:space="preserve">Resources: </w:t>
+            </w:r>
+            <w:r>
+              <w:rPr>
+                <w:rFonts w:ascii="Arial" w:hAnsi="Arial" w:eastAsia="Arial" w:cs="Arial"/>
+                <w:b w:val="0"/>
+                <w:i w:val="0"/>
+                <w:sz w:val="24"/>
+                <w:u w:val="none"/>
+              </w:rPr>
+              <w:t>Pen, pencil, technology notebook, student's computer, email and password</w:t>
             </w:r>
           </w:p>
         </w:tc>
@@ -428,9 +1090,30 @@
               <w:right w:val="single" w:sz="4" w:space="0" w:color="auto"/>
             </w:tcBorders>
             <w:shd w:val="clear" w:color="auto" w:fill="A8D08D"/>
+            <w:vAlign w:val="top"/>
           </w:tcPr>
           <w:p>
-            <w:r>
+            <w:pPr>
+              <w:jc w:val="center"/>
+              <w:spacing w:line="360" w:lineRule="auto" w:before="0" w:after="0"/>
+            </w:pPr>
+            <w:r>
+              <w:rPr>
+                <w:rFonts w:ascii="Arial" w:hAnsi="Arial" w:eastAsia="Arial" w:cs="Arial"/>
+                <w:b/>
+                <w:i w:val="0"/>
+                <w:sz w:val="24"/>
+                <w:u w:val="none"/>
+              </w:rPr>
+            </w:r>
+            <w:r>
+              <w:rPr>
+                <w:rFonts w:ascii="Arial" w:hAnsi="Arial" w:eastAsia="Arial" w:cs="Arial"/>
+                <w:b/>
+                <w:i w:val="0"/>
+                <w:sz w:val="24"/>
+                <w:u w:val="none"/>
+              </w:rPr>
               <w:t>8A, 8B day – 45min – September - Week 2</w:t>
             </w:r>
           </w:p>
@@ -445,9 +1128,30 @@
               <w:right w:val="single" w:sz="4" w:space="0" w:color="auto"/>
             </w:tcBorders>
             <w:shd w:val="clear" w:color="auto" w:fill="A8D08D"/>
+            <w:vAlign w:val="top"/>
           </w:tcPr>
           <w:p>
-            <w:r>
+            <w:pPr>
+              <w:jc w:val="center"/>
+              <w:spacing w:line="360" w:lineRule="auto" w:before="0" w:after="0"/>
+            </w:pPr>
+            <w:r>
+              <w:rPr>
+                <w:rFonts w:ascii="Arial" w:hAnsi="Arial" w:eastAsia="Arial" w:cs="Arial"/>
+                <w:b/>
+                <w:i w:val="0"/>
+                <w:sz w:val="24"/>
+                <w:u w:val="none"/>
+              </w:rPr>
+            </w:r>
+            <w:r>
+              <w:rPr>
+                <w:rFonts w:ascii="Arial" w:hAnsi="Arial" w:eastAsia="Arial" w:cs="Arial"/>
+                <w:b/>
+                <w:i w:val="0"/>
+                <w:sz w:val="24"/>
+                <w:u w:val="none"/>
+              </w:rPr>
               <w:t>8A, 8B day – 90 min – September - Week 2</w:t>
             </w:r>
           </w:p>
@@ -463,36 +1167,221 @@
               <w:bottom w:val="single" w:sz="4" w:space="0" w:color="auto"/>
               <w:right w:val="single" w:sz="4" w:space="0" w:color="auto"/>
             </w:tcBorders>
+            <w:vAlign w:val="top"/>
           </w:tcPr>
           <w:p>
-            <w:r>
-              <w:t>Topic:</w:t>
-              <w:br/>
+            <w:pPr>
+              <w:spacing w:before="0" w:after="0" w:line="360" w:lineRule="auto"/>
+            </w:pPr>
+            <w:r>
+              <w:rPr>
+                <w:rFonts w:ascii="Arial" w:hAnsi="Arial" w:cs="Arial" w:eastAsia="Arial"/>
+                <w:b/>
+                <w:sz w:val="24"/>
+              </w:rPr>
+              <w:t xml:space="preserve">Topic: </w:t>
+            </w:r>
+            <w:r>
+              <w:rPr>
+                <w:rFonts w:ascii="Arial" w:hAnsi="Arial" w:cs="Arial" w:eastAsia="Arial"/>
+                <w:b w:val="0"/>
+                <w:sz w:val="24"/>
+              </w:rPr>
               <w:t>Events and screen flow</w:t>
-              <w:br/>
-              <w:br/>
-              <w:t>Pre-activities</w:t>
-              <w:br/>
+            </w:r>
+          </w:p>
+          <w:p>
+            <w:pPr>
+              <w:spacing w:before="0" w:after="0" w:line="360" w:lineRule="auto"/>
+            </w:pPr>
+            <w:r>
+              <w:rPr>
+                <w:rFonts w:ascii="Arial" w:hAnsi="Arial" w:cs="Arial" w:eastAsia="Arial"/>
+                <w:sz w:val="24"/>
+                <w:b/>
+                <w:bCs/>
+              </w:rPr>
+              <w:t>Class Objective:</w:t>
+            </w:r>
+          </w:p>
+          <w:p>
+            <w:pPr>
+              <w:spacing w:before="0" w:after="0" w:line="360" w:lineRule="auto"/>
+            </w:pPr>
+            <w:r>
+              <w:rPr>
+                <w:rFonts w:ascii="Arial" w:hAnsi="Arial" w:cs="Arial" w:eastAsia="Arial"/>
+                <w:sz w:val="24"/>
+              </w:rPr>
+              <w:t>Build or trace a simple event map showing how the user moves from one app screen to another.</w:t>
+            </w:r>
+          </w:p>
+          <w:p>
+            <w:pPr>
+              <w:spacing w:before="0" w:after="0" w:line="360" w:lineRule="auto"/>
+            </w:pPr>
+            <w:r>
+              <w:rPr>
+                <w:rFonts w:ascii="Arial" w:hAnsi="Arial" w:cs="Arial" w:eastAsia="Arial"/>
+                <w:b/>
+                <w:sz w:val="24"/>
+              </w:rPr>
+              <w:t>Pre-activities:</w:t>
+            </w:r>
+          </w:p>
+          <w:p>
+            <w:pPr>
+              <w:spacing w:before="0" w:after="0" w:line="360" w:lineRule="auto"/>
+            </w:pPr>
+            <w:r>
+              <w:rPr>
+                <w:rFonts w:ascii="Arial" w:hAnsi="Arial" w:cs="Arial" w:eastAsia="Arial"/>
+                <w:b w:val="0"/>
+                <w:sz w:val="24"/>
+              </w:rPr>
               <w:t>Review Week 2 practice vocabulary (part 1).</w:t>
-              <w:br/>
+            </w:r>
+          </w:p>
+          <w:p>
+            <w:pPr>
+              <w:spacing w:before="0" w:after="0" w:line="360" w:lineRule="auto"/>
+            </w:pPr>
+            <w:r>
+              <w:rPr>
+                <w:rFonts w:ascii="Arial" w:hAnsi="Arial" w:cs="Arial" w:eastAsia="Arial"/>
+                <w:b w:val="0"/>
+                <w:sz w:val="24"/>
+              </w:rPr>
               <w:t>click: To press with a mouse or trackpad</w:t>
-              <w:br/>
+            </w:r>
+          </w:p>
+          <w:p>
+            <w:pPr>
+              <w:spacing w:before="0" w:after="0" w:line="360" w:lineRule="auto"/>
+            </w:pPr>
+            <w:r>
+              <w:rPr>
+                <w:rFonts w:ascii="Arial" w:hAnsi="Arial" w:cs="Arial" w:eastAsia="Arial"/>
+                <w:b w:val="0"/>
+                <w:sz w:val="24"/>
+              </w:rPr>
               <w:t>tap: To touch a screen briefly</w:t>
-              <w:br/>
+            </w:r>
+          </w:p>
+          <w:p>
+            <w:pPr>
+              <w:spacing w:before="0" w:after="0" w:line="360" w:lineRule="auto"/>
+            </w:pPr>
+            <w:r>
+              <w:rPr>
+                <w:rFonts w:ascii="Arial" w:hAnsi="Arial" w:cs="Arial" w:eastAsia="Arial"/>
+                <w:b w:val="0"/>
+                <w:sz w:val="24"/>
+              </w:rPr>
               <w:t>start: To begin</w:t>
-              <w:br/>
+            </w:r>
+          </w:p>
+          <w:p>
+            <w:pPr>
+              <w:spacing w:before="0" w:after="0" w:line="360" w:lineRule="auto"/>
+            </w:pPr>
+            <w:r>
+              <w:rPr>
+                <w:rFonts w:ascii="Arial" w:hAnsi="Arial" w:cs="Arial" w:eastAsia="Arial"/>
+                <w:b w:val="0"/>
+                <w:sz w:val="24"/>
+              </w:rPr>
               <w:t>submit: To turn in or send work</w:t>
-              <w:br/>
-              <w:t>Match click, tap, start, submit, screen change, and timer with event examples. Predict what event should happen after a Start button is clicked.</w:t>
-              <w:br/>
-              <w:br/>
-              <w:t>While activities</w:t>
-              <w:br/>
-              <w:t>Build or trace a simple event map showing how the user moves from one app screen to another. Add at least 4 events.</w:t>
-              <w:br/>
-              <w:br/>
-              <w:t>Post activities</w:t>
-              <w:br/>
+            </w:r>
+          </w:p>
+          <w:p>
+            <w:pPr>
+              <w:spacing w:before="0" w:after="0" w:line="360" w:lineRule="auto"/>
+            </w:pPr>
+            <w:r>
+              <w:rPr>
+                <w:rFonts w:ascii="Arial" w:hAnsi="Arial" w:cs="Arial" w:eastAsia="Arial"/>
+                <w:b w:val="0"/>
+                <w:sz w:val="24"/>
+              </w:rPr>
+              <w:t>Match click, tap, start, submit, screen change, and timer with event examples.</w:t>
+            </w:r>
+          </w:p>
+          <w:p>
+            <w:pPr>
+              <w:spacing w:before="0" w:after="0" w:line="360" w:lineRule="auto"/>
+            </w:pPr>
+            <w:r>
+              <w:rPr>
+                <w:rFonts w:ascii="Arial" w:hAnsi="Arial" w:cs="Arial" w:eastAsia="Arial"/>
+                <w:b w:val="0"/>
+                <w:sz w:val="24"/>
+              </w:rPr>
+              <w:t>Predict what event should happen after a Start button is clicked.</w:t>
+            </w:r>
+          </w:p>
+          <w:p>
+            <w:pPr>
+              <w:spacing w:before="0" w:after="0" w:line="360" w:lineRule="auto"/>
+            </w:pPr>
+            <w:r>
+              <w:rPr>
+                <w:rFonts w:ascii="Arial" w:hAnsi="Arial" w:cs="Arial" w:eastAsia="Arial"/>
+                <w:b/>
+                <w:sz w:val="24"/>
+              </w:rPr>
+              <w:t>While activities:</w:t>
+            </w:r>
+          </w:p>
+          <w:p>
+            <w:pPr>
+              <w:spacing w:before="0" w:after="0" w:line="360" w:lineRule="auto"/>
+            </w:pPr>
+            <w:r>
+              <w:rPr>
+                <w:rFonts w:ascii="Arial" w:hAnsi="Arial" w:cs="Arial" w:eastAsia="Arial"/>
+                <w:b w:val="0"/>
+                <w:sz w:val="24"/>
+              </w:rPr>
+              <w:t>Build or trace a simple event map showing how the user moves from one app screen to another.</w:t>
+            </w:r>
+          </w:p>
+          <w:p>
+            <w:pPr>
+              <w:spacing w:before="0" w:after="0" w:line="360" w:lineRule="auto"/>
+            </w:pPr>
+            <w:r>
+              <w:rPr>
+                <w:rFonts w:ascii="Arial" w:hAnsi="Arial" w:cs="Arial" w:eastAsia="Arial"/>
+                <w:b w:val="0"/>
+                <w:sz w:val="24"/>
+              </w:rPr>
+              <w:t>Add at least 4 events.</w:t>
+            </w:r>
+          </w:p>
+          <w:p>
+            <w:pPr>
+              <w:spacing w:before="0" w:after="0" w:line="360" w:lineRule="auto"/>
+            </w:pPr>
+            <w:r>
+              <w:rPr>
+                <w:rFonts w:ascii="Arial" w:hAnsi="Arial" w:cs="Arial" w:eastAsia="Arial"/>
+                <w:b/>
+                <w:sz w:val="24"/>
+              </w:rPr>
+              <w:t>Post activities:</w:t>
+            </w:r>
+          </w:p>
+          <w:p>
+            <w:pPr>
+              <w:spacing w:before="0" w:after="0" w:line="360" w:lineRule="auto"/>
+            </w:pPr>
+            <w:r>
+              <w:rPr>
+                <w:rFonts w:ascii="Arial" w:hAnsi="Arial" w:cs="Arial" w:eastAsia="Arial"/>
+                <w:b w:val="0"/>
+                <w:sz w:val="24"/>
+              </w:rPr>
               <w:t>Compare your event map with a partner and fix one unclear arrow.</w:t>
             </w:r>
           </w:p>
@@ -506,36 +1395,235 @@
               <w:bottom w:val="single" w:sz="4" w:space="0" w:color="auto"/>
               <w:right w:val="single" w:sz="4" w:space="0" w:color="auto"/>
             </w:tcBorders>
+            <w:vAlign w:val="top"/>
           </w:tcPr>
           <w:p>
-            <w:r>
-              <w:t>Topic:</w:t>
-              <w:br/>
-              <w:t>Tappy Tap-style app practice</w:t>
-              <w:br/>
-              <w:br/>
-              <w:t>Pre-activities</w:t>
-              <w:br/>
+            <w:pPr>
+              <w:spacing w:before="0" w:after="0" w:line="360" w:lineRule="auto"/>
+            </w:pPr>
+            <w:r>
+              <w:rPr>
+                <w:rFonts w:ascii="Arial" w:hAnsi="Arial" w:cs="Arial" w:eastAsia="Arial"/>
+                <w:b/>
+                <w:sz w:val="24"/>
+              </w:rPr>
+              <w:t xml:space="preserve">Topic: </w:t>
+            </w:r>
+            <w:r>
+              <w:rPr>
+                <w:rFonts w:ascii="Arial" w:hAnsi="Arial" w:cs="Arial" w:eastAsia="Arial"/>
+                <w:b w:val="0"/>
+                <w:sz w:val="24"/>
+              </w:rPr>
+              <w:t>App screen plan and event map</w:t>
+            </w:r>
+          </w:p>
+          <w:p>
+            <w:pPr>
+              <w:spacing w:before="0" w:after="0" w:line="360" w:lineRule="auto"/>
+            </w:pPr>
+            <w:r>
+              <w:rPr>
+                <w:rFonts w:ascii="Arial" w:hAnsi="Arial" w:cs="Arial" w:eastAsia="Arial"/>
+                <w:sz w:val="24"/>
+                <w:b/>
+                <w:bCs/>
+              </w:rPr>
+              <w:t>Class Objective:</w:t>
+            </w:r>
+          </w:p>
+          <w:p>
+            <w:pPr>
+              <w:spacing w:before="0" w:after="0" w:line="360" w:lineRule="auto"/>
+            </w:pPr>
+            <w:r>
+              <w:rPr>
+                <w:rFonts w:ascii="Arial" w:hAnsi="Arial" w:cs="Arial" w:eastAsia="Arial"/>
+                <w:sz w:val="24"/>
+              </w:rPr>
+              <w:t>Create an app screen plan and event map with at least 3 screens, 5 interface elements, 4 events, 1 variable or user input, and 3 test cases.</w:t>
+            </w:r>
+          </w:p>
+          <w:p>
+            <w:pPr>
+              <w:spacing w:before="0" w:after="0" w:line="360" w:lineRule="auto"/>
+            </w:pPr>
+            <w:r>
+              <w:rPr>
+                <w:rFonts w:ascii="Arial" w:hAnsi="Arial" w:cs="Arial" w:eastAsia="Arial"/>
+                <w:b/>
+                <w:sz w:val="24"/>
+              </w:rPr>
+              <w:t>Pre-activities:</w:t>
+            </w:r>
+          </w:p>
+          <w:p>
+            <w:pPr>
+              <w:spacing w:before="0" w:after="0" w:line="360" w:lineRule="auto"/>
+            </w:pPr>
+            <w:r>
+              <w:rPr>
+                <w:rFonts w:ascii="Arial" w:hAnsi="Arial" w:cs="Arial" w:eastAsia="Arial"/>
+                <w:b w:val="0"/>
+                <w:sz w:val="24"/>
+              </w:rPr>
               <w:t>Review Week 2 practice vocabulary (part 2).</w:t>
-              <w:br/>
+            </w:r>
+          </w:p>
+          <w:p>
+            <w:pPr>
+              <w:spacing w:before="0" w:after="0" w:line="360" w:lineRule="auto"/>
+            </w:pPr>
+            <w:r>
+              <w:rPr>
+                <w:rFonts w:ascii="Arial" w:hAnsi="Arial" w:cs="Arial" w:eastAsia="Arial"/>
+                <w:b w:val="0"/>
+                <w:sz w:val="24"/>
+              </w:rPr>
               <w:t>screen change: Moving from one app screen to another</w:t>
-              <w:br/>
+            </w:r>
+          </w:p>
+          <w:p>
+            <w:pPr>
+              <w:spacing w:before="0" w:after="0" w:line="360" w:lineRule="auto"/>
+            </w:pPr>
+            <w:r>
+              <w:rPr>
+                <w:rFonts w:ascii="Arial" w:hAnsi="Arial" w:cs="Arial" w:eastAsia="Arial"/>
+                <w:b w:val="0"/>
+                <w:sz w:val="24"/>
+              </w:rPr>
               <w:t>timer: A tool or variable that tracks time</w:t>
-              <w:br/>
+            </w:r>
+          </w:p>
+          <w:p>
+            <w:pPr>
+              <w:spacing w:before="0" w:after="0" w:line="360" w:lineRule="auto"/>
+            </w:pPr>
+            <w:r>
+              <w:rPr>
+                <w:rFonts w:ascii="Arial" w:hAnsi="Arial" w:cs="Arial" w:eastAsia="Arial"/>
+                <w:b w:val="0"/>
+                <w:sz w:val="24"/>
+              </w:rPr>
               <w:t>score: A number that tracks points or progress</w:t>
-              <w:br/>
+            </w:r>
+          </w:p>
+          <w:p>
+            <w:pPr>
+              <w:spacing w:before="0" w:after="0" w:line="360" w:lineRule="auto"/>
+            </w:pPr>
+            <w:r>
+              <w:rPr>
+                <w:rFonts w:ascii="Arial" w:hAnsi="Arial" w:cs="Arial" w:eastAsia="Arial"/>
+                <w:b w:val="0"/>
+                <w:sz w:val="24"/>
+              </w:rPr>
               <w:t>bug: A mistake in a program</w:t>
-              <w:br/>
-              <w:t>Review the words variable, score, timer, button, and feedback. Open the guided app or project template.</w:t>
-              <w:br/>
-              <w:br/>
-              <w:t>While activities</w:t>
-              <w:br/>
-              <w:t>Modify a simple app so a button starts the activity, a timer or event changes the screen, and a score or message appears. Test each event and record one bug.</w:t>
-              <w:br/>
-              <w:br/>
-              <w:t>Post activities</w:t>
-              <w:br/>
+            </w:r>
+          </w:p>
+          <w:p>
+            <w:pPr>
+              <w:spacing w:before="0" w:after="0" w:line="360" w:lineRule="auto"/>
+            </w:pPr>
+            <w:r>
+              <w:rPr>
+                <w:rFonts w:ascii="Arial" w:hAnsi="Arial" w:cs="Arial" w:eastAsia="Arial"/>
+                <w:b w:val="0"/>
+                <w:sz w:val="24"/>
+              </w:rPr>
+              <w:t>Review the words variable, score, timer, button, and feedback.</w:t>
+            </w:r>
+          </w:p>
+          <w:p>
+            <w:pPr>
+              <w:spacing w:before="0" w:after="0" w:line="360" w:lineRule="auto"/>
+            </w:pPr>
+            <w:r>
+              <w:rPr>
+                <w:rFonts w:ascii="Arial" w:hAnsi="Arial" w:cs="Arial" w:eastAsia="Arial"/>
+                <w:b w:val="0"/>
+                <w:sz w:val="24"/>
+              </w:rPr>
+              <w:t>Open the guided app or project template.</w:t>
+            </w:r>
+          </w:p>
+          <w:p>
+            <w:pPr>
+              <w:spacing w:before="0" w:after="0" w:line="360" w:lineRule="auto"/>
+            </w:pPr>
+            <w:r>
+              <w:rPr>
+                <w:rFonts w:ascii="Arial" w:hAnsi="Arial" w:cs="Arial" w:eastAsia="Arial"/>
+                <w:b/>
+                <w:sz w:val="24"/>
+              </w:rPr>
+              <w:t>While activities:</w:t>
+            </w:r>
+          </w:p>
+          <w:p>
+            <w:pPr>
+              <w:spacing w:before="0" w:after="0" w:line="360" w:lineRule="auto"/>
+            </w:pPr>
+            <w:r>
+              <w:rPr>
+                <w:rFonts w:ascii="Arial" w:hAnsi="Arial" w:cs="Arial" w:eastAsia="Arial"/>
+                <w:b w:val="0"/>
+                <w:sz w:val="24"/>
+                <w:highlight w:val="yellow"/>
+              </w:rPr>
+              <w:t>Complete Daily Grade #2: Create an app screen plan and event map with at least 3 screens, 5 interface elements, 4 events, 1 variable or user input, and 3 test cases.</w:t>
+            </w:r>
+          </w:p>
+          <w:p>
+            <w:pPr>
+              <w:spacing w:before="0" w:after="0" w:line="360" w:lineRule="auto"/>
+            </w:pPr>
+            <w:r>
+              <w:rPr>
+                <w:rFonts w:ascii="Arial" w:hAnsi="Arial" w:cs="Arial" w:eastAsia="Arial"/>
+                <w:b w:val="0"/>
+                <w:sz w:val="24"/>
+              </w:rPr>
+              <w:t>Then modify a simple app so a button starts the activity, a timer or event changes the screen, and a score or message appears.</w:t>
+            </w:r>
+          </w:p>
+          <w:p>
+            <w:pPr>
+              <w:spacing w:before="0" w:after="0" w:line="360" w:lineRule="auto"/>
+            </w:pPr>
+            <w:r>
+              <w:rPr>
+                <w:rFonts w:ascii="Arial" w:hAnsi="Arial" w:cs="Arial" w:eastAsia="Arial"/>
+                <w:b/>
+                <w:sz w:val="24"/>
+              </w:rPr>
+              <w:t>Post activities:</w:t>
+            </w:r>
+          </w:p>
+          <w:p>
+            <w:pPr>
+              <w:spacing w:before="0" w:after="0" w:line="360" w:lineRule="auto"/>
+            </w:pPr>
+            <w:r>
+              <w:rPr>
+                <w:rFonts w:ascii="Arial" w:hAnsi="Arial" w:cs="Arial" w:eastAsia="Arial"/>
+                <w:b w:val="0"/>
+                <w:sz w:val="24"/>
+              </w:rPr>
+              <w:t>Submit the plan and event map.</w:t>
+            </w:r>
+          </w:p>
+          <w:p>
+            <w:pPr>
+              <w:spacing w:before="0" w:after="0" w:line="360" w:lineRule="auto"/>
+            </w:pPr>
+            <w:r>
+              <w:rPr>
+                <w:rFonts w:ascii="Arial" w:hAnsi="Arial" w:cs="Arial" w:eastAsia="Arial"/>
+                <w:b w:val="0"/>
+                <w:sz w:val="24"/>
+              </w:rPr>
               <w:t>Update your logbook with what worked, what failed, and what to fix next.</w:t>
             </w:r>
           </w:p>
@@ -551,10 +1639,37 @@
               <w:bottom w:val="single" w:sz="4" w:space="0" w:color="auto"/>
               <w:right w:val="single" w:sz="4" w:space="0" w:color="auto"/>
             </w:tcBorders>
+            <w:vAlign w:val="top"/>
           </w:tcPr>
           <w:p>
-            <w:r>
-              <w:t>Resources: Pen, pencil, technology notebook, student's email and password, Google Classroom, LEDs and resistors, buttons, Scratch access, Micro:bit or simulator, Scratch Link/Bluetooth when needed, Python environment, checklist or worksheet, project planning sheet, projector.</w:t>
+            <w:pPr>
+              <w:spacing w:line="360" w:lineRule="auto" w:before="0" w:after="0"/>
+            </w:pPr>
+            <w:r>
+              <w:rPr>
+                <w:rFonts w:ascii="Arial" w:hAnsi="Arial" w:cs="Arial" w:eastAsia="Arial"/>
+                <w:sz w:val="24"/>
+              </w:rPr>
+            </w:r>
+            <w:r>
+              <w:rPr>
+                <w:rFonts w:ascii="Arial" w:hAnsi="Arial" w:eastAsia="Arial" w:cs="Arial"/>
+                <w:b/>
+                <w:i w:val="0"/>
+                <w:sz w:val="24"/>
+                <w:u w:val="none"/>
+              </w:rPr>
+              <w:t xml:space="preserve">Resources: </w:t>
+            </w:r>
+            <w:r>
+              <w:rPr>
+                <w:rFonts w:ascii="Arial" w:hAnsi="Arial" w:eastAsia="Arial" w:cs="Arial"/>
+                <w:b w:val="0"/>
+                <w:i w:val="0"/>
+                <w:sz w:val="24"/>
+                <w:u w:val="none"/>
+              </w:rPr>
+              <w:t>Pen, pencil, technology notebook, student's computer, email and password</w:t>
             </w:r>
           </w:p>
         </w:tc>
@@ -567,10 +1682,37 @@
               <w:bottom w:val="single" w:sz="4" w:space="0" w:color="auto"/>
               <w:right w:val="single" w:sz="4" w:space="0" w:color="auto"/>
             </w:tcBorders>
+            <w:vAlign w:val="top"/>
           </w:tcPr>
           <w:p>
-            <w:r>
-              <w:t>Resources: Pen, pencil, technology notebook, student's email and password, Google Classroom, LEDs and resistors, buttons, Scratch access, Micro:bit or simulator, Scratch Link/Bluetooth when needed, Python environment, checklist or worksheet, project planning sheet, projector.</w:t>
+            <w:pPr>
+              <w:spacing w:line="360" w:lineRule="auto" w:before="0" w:after="0"/>
+            </w:pPr>
+            <w:r>
+              <w:rPr>
+                <w:rFonts w:ascii="Arial" w:hAnsi="Arial" w:cs="Arial" w:eastAsia="Arial"/>
+                <w:sz w:val="24"/>
+              </w:rPr>
+            </w:r>
+            <w:r>
+              <w:rPr>
+                <w:rFonts w:ascii="Arial" w:hAnsi="Arial" w:eastAsia="Arial" w:cs="Arial"/>
+                <w:b/>
+                <w:i w:val="0"/>
+                <w:sz w:val="24"/>
+                <w:u w:val="none"/>
+              </w:rPr>
+              <w:t xml:space="preserve">Resources: </w:t>
+            </w:r>
+            <w:r>
+              <w:rPr>
+                <w:rFonts w:ascii="Arial" w:hAnsi="Arial" w:eastAsia="Arial" w:cs="Arial"/>
+                <w:b w:val="0"/>
+                <w:i w:val="0"/>
+                <w:sz w:val="24"/>
+                <w:u w:val="none"/>
+              </w:rPr>
+              <w:t>Pen, pencil, technology notebook, student's computer, email and password</w:t>
             </w:r>
           </w:p>
         </w:tc>
@@ -586,9 +1728,30 @@
               <w:right w:val="single" w:sz="4" w:space="0" w:color="auto"/>
             </w:tcBorders>
             <w:shd w:val="clear" w:color="auto" w:fill="A8D08D"/>
+            <w:vAlign w:val="top"/>
           </w:tcPr>
           <w:p>
-            <w:r>
+            <w:pPr>
+              <w:jc w:val="center"/>
+              <w:spacing w:line="360" w:lineRule="auto" w:before="0" w:after="0"/>
+            </w:pPr>
+            <w:r>
+              <w:rPr>
+                <w:rFonts w:ascii="Arial" w:hAnsi="Arial" w:eastAsia="Arial" w:cs="Arial"/>
+                <w:b/>
+                <w:i w:val="0"/>
+                <w:sz w:val="24"/>
+                <w:u w:val="none"/>
+              </w:rPr>
+            </w:r>
+            <w:r>
+              <w:rPr>
+                <w:rFonts w:ascii="Arial" w:hAnsi="Arial" w:eastAsia="Arial" w:cs="Arial"/>
+                <w:b/>
+                <w:i w:val="0"/>
+                <w:sz w:val="24"/>
+                <w:u w:val="none"/>
+              </w:rPr>
               <w:t>8A, 8B day – 45min – September - Week 3</w:t>
             </w:r>
           </w:p>
@@ -603,9 +1766,30 @@
               <w:right w:val="single" w:sz="4" w:space="0" w:color="auto"/>
             </w:tcBorders>
             <w:shd w:val="clear" w:color="auto" w:fill="A8D08D"/>
+            <w:vAlign w:val="top"/>
           </w:tcPr>
           <w:p>
-            <w:r>
+            <w:pPr>
+              <w:jc w:val="center"/>
+              <w:spacing w:line="360" w:lineRule="auto" w:before="0" w:after="0"/>
+            </w:pPr>
+            <w:r>
+              <w:rPr>
+                <w:rFonts w:ascii="Arial" w:hAnsi="Arial" w:eastAsia="Arial" w:cs="Arial"/>
+                <w:b/>
+                <w:i w:val="0"/>
+                <w:sz w:val="24"/>
+                <w:u w:val="none"/>
+              </w:rPr>
+            </w:r>
+            <w:r>
+              <w:rPr>
+                <w:rFonts w:ascii="Arial" w:hAnsi="Arial" w:eastAsia="Arial" w:cs="Arial"/>
+                <w:b/>
+                <w:i w:val="0"/>
+                <w:sz w:val="24"/>
+                <w:u w:val="none"/>
+              </w:rPr>
               <w:t>8A, 8B day – 90 min – September - Week 3</w:t>
             </w:r>
           </w:p>
@@ -621,36 +1805,208 @@
               <w:bottom w:val="single" w:sz="4" w:space="0" w:color="auto"/>
               <w:right w:val="single" w:sz="4" w:space="0" w:color="auto"/>
             </w:tcBorders>
+            <w:vAlign w:val="top"/>
           </w:tcPr>
           <w:p>
-            <w:r>
-              <w:t>Topic:</w:t>
-              <w:br/>
+            <w:pPr>
+              <w:spacing w:before="0" w:after="0" w:line="360" w:lineRule="auto"/>
+            </w:pPr>
+            <w:r>
+              <w:rPr>
+                <w:rFonts w:ascii="Arial" w:hAnsi="Arial" w:cs="Arial" w:eastAsia="Arial"/>
+                <w:b/>
+                <w:sz w:val="24"/>
+              </w:rPr>
+              <w:t xml:space="preserve">Topic: </w:t>
+            </w:r>
+            <w:r>
+              <w:rPr>
+                <w:rFonts w:ascii="Arial" w:hAnsi="Arial" w:cs="Arial" w:eastAsia="Arial"/>
+                <w:b w:val="0"/>
+                <w:sz w:val="24"/>
+              </w:rPr>
               <w:t>User needs and feedback</w:t>
-              <w:br/>
-              <w:br/>
-              <w:t>Pre-activities</w:t>
-              <w:br/>
+            </w:r>
+          </w:p>
+          <w:p>
+            <w:pPr>
+              <w:spacing w:before="0" w:after="0" w:line="360" w:lineRule="auto"/>
+            </w:pPr>
+            <w:r>
+              <w:rPr>
+                <w:rFonts w:ascii="Arial" w:hAnsi="Arial" w:cs="Arial" w:eastAsia="Arial"/>
+                <w:sz w:val="24"/>
+                <w:b/>
+                <w:bCs/>
+              </w:rPr>
+              <w:t>Class Objective:</w:t>
+            </w:r>
+          </w:p>
+          <w:p>
+            <w:pPr>
+              <w:spacing w:before="0" w:after="0" w:line="360" w:lineRule="auto"/>
+            </w:pPr>
+            <w:r>
+              <w:rPr>
+                <w:rFonts w:ascii="Arial" w:hAnsi="Arial" w:cs="Arial" w:eastAsia="Arial"/>
+                <w:sz w:val="24"/>
+              </w:rPr>
+              <w:t>Complete a user-needs chart with audience, problem, feature, and success criteria for your app idea.</w:t>
+            </w:r>
+          </w:p>
+          <w:p>
+            <w:pPr>
+              <w:spacing w:before="0" w:after="0" w:line="360" w:lineRule="auto"/>
+            </w:pPr>
+            <w:r>
+              <w:rPr>
+                <w:rFonts w:ascii="Arial" w:hAnsi="Arial" w:cs="Arial" w:eastAsia="Arial"/>
+                <w:b/>
+                <w:sz w:val="24"/>
+              </w:rPr>
+              <w:t>Pre-activities:</w:t>
+            </w:r>
+          </w:p>
+          <w:p>
+            <w:pPr>
+              <w:spacing w:before="0" w:after="0" w:line="360" w:lineRule="auto"/>
+            </w:pPr>
+            <w:r>
+              <w:rPr>
+                <w:rFonts w:ascii="Arial" w:hAnsi="Arial" w:cs="Arial" w:eastAsia="Arial"/>
+                <w:b w:val="0"/>
+                <w:sz w:val="24"/>
+              </w:rPr>
               <w:t>Review Week 3 practice vocabulary (part 1).</w:t>
-              <w:br/>
+            </w:r>
+          </w:p>
+          <w:p>
+            <w:pPr>
+              <w:spacing w:before="0" w:after="0" w:line="360" w:lineRule="auto"/>
+            </w:pPr>
+            <w:r>
+              <w:rPr>
+                <w:rFonts w:ascii="Arial" w:hAnsi="Arial" w:cs="Arial" w:eastAsia="Arial"/>
+                <w:b w:val="0"/>
+                <w:sz w:val="24"/>
+              </w:rPr>
               <w:t>user needs: What users need from a product</w:t>
-              <w:br/>
+            </w:r>
+          </w:p>
+          <w:p>
+            <w:pPr>
+              <w:spacing w:before="0" w:after="0" w:line="360" w:lineRule="auto"/>
+            </w:pPr>
+            <w:r>
+              <w:rPr>
+                <w:rFonts w:ascii="Arial" w:hAnsi="Arial" w:cs="Arial" w:eastAsia="Arial"/>
+                <w:b w:val="0"/>
+                <w:sz w:val="24"/>
+              </w:rPr>
               <w:t>audience: The people who will see or use something</w:t>
-              <w:br/>
+            </w:r>
+          </w:p>
+          <w:p>
+            <w:pPr>
+              <w:spacing w:before="0" w:after="0" w:line="360" w:lineRule="auto"/>
+            </w:pPr>
+            <w:r>
+              <w:rPr>
+                <w:rFonts w:ascii="Arial" w:hAnsi="Arial" w:cs="Arial" w:eastAsia="Arial"/>
+                <w:b w:val="0"/>
+                <w:sz w:val="24"/>
+              </w:rPr>
               <w:t>feature: A useful part of an app or product</w:t>
-              <w:br/>
+            </w:r>
+          </w:p>
+          <w:p>
+            <w:pPr>
+              <w:spacing w:before="0" w:after="0" w:line="360" w:lineRule="auto"/>
+            </w:pPr>
+            <w:r>
+              <w:rPr>
+                <w:rFonts w:ascii="Arial" w:hAnsi="Arial" w:cs="Arial" w:eastAsia="Arial"/>
+                <w:b w:val="0"/>
+                <w:sz w:val="24"/>
+              </w:rPr>
               <w:t>success criteria: Rules that show whether something works well</w:t>
-              <w:br/>
-              <w:t>Read 2 short user scenarios. Identify what each user needs from the app.</w:t>
-              <w:br/>
-              <w:br/>
-              <w:t>While activities</w:t>
-              <w:br/>
+            </w:r>
+          </w:p>
+          <w:p>
+            <w:pPr>
+              <w:spacing w:before="0" w:after="0" w:line="360" w:lineRule="auto"/>
+            </w:pPr>
+            <w:r>
+              <w:rPr>
+                <w:rFonts w:ascii="Arial" w:hAnsi="Arial" w:cs="Arial" w:eastAsia="Arial"/>
+                <w:b w:val="0"/>
+                <w:sz w:val="24"/>
+              </w:rPr>
+              <w:t>Read 2 short user scenarios.</w:t>
+            </w:r>
+          </w:p>
+          <w:p>
+            <w:pPr>
+              <w:spacing w:before="0" w:after="0" w:line="360" w:lineRule="auto"/>
+            </w:pPr>
+            <w:r>
+              <w:rPr>
+                <w:rFonts w:ascii="Arial" w:hAnsi="Arial" w:cs="Arial" w:eastAsia="Arial"/>
+                <w:b w:val="0"/>
+                <w:sz w:val="24"/>
+              </w:rPr>
+              <w:t>Identify what each user needs from the app.</w:t>
+            </w:r>
+          </w:p>
+          <w:p>
+            <w:pPr>
+              <w:spacing w:before="0" w:after="0" w:line="360" w:lineRule="auto"/>
+            </w:pPr>
+            <w:r>
+              <w:rPr>
+                <w:rFonts w:ascii="Arial" w:hAnsi="Arial" w:cs="Arial" w:eastAsia="Arial"/>
+                <w:b/>
+                <w:sz w:val="24"/>
+              </w:rPr>
+              <w:t>While activities:</w:t>
+            </w:r>
+          </w:p>
+          <w:p>
+            <w:pPr>
+              <w:spacing w:before="0" w:after="0" w:line="360" w:lineRule="auto"/>
+            </w:pPr>
+            <w:r>
+              <w:rPr>
+                <w:rFonts w:ascii="Arial" w:hAnsi="Arial" w:cs="Arial" w:eastAsia="Arial"/>
+                <w:b w:val="0"/>
+                <w:sz w:val="24"/>
+              </w:rPr>
               <w:t>Complete a user-needs chart with audience, problem, feature, and success criteria for your app idea.</w:t>
-              <w:br/>
-              <w:br/>
-              <w:t>Post activities</w:t>
-              <w:br/>
+            </w:r>
+          </w:p>
+          <w:p>
+            <w:pPr>
+              <w:spacing w:before="0" w:after="0" w:line="360" w:lineRule="auto"/>
+            </w:pPr>
+            <w:r>
+              <w:rPr>
+                <w:rFonts w:ascii="Arial" w:hAnsi="Arial" w:cs="Arial" w:eastAsia="Arial"/>
+                <w:b/>
+                <w:sz w:val="24"/>
+              </w:rPr>
+              <w:t>Post activities:</w:t>
+            </w:r>
+          </w:p>
+          <w:p>
+            <w:pPr>
+              <w:spacing w:before="0" w:after="0" w:line="360" w:lineRule="auto"/>
+            </w:pPr>
+            <w:r>
+              <w:rPr>
+                <w:rFonts w:ascii="Arial" w:hAnsi="Arial" w:cs="Arial" w:eastAsia="Arial"/>
+                <w:b w:val="0"/>
+                <w:sz w:val="24"/>
+              </w:rPr>
               <w:t>Write one sentence explaining how user needs affect design choices.</w:t>
             </w:r>
           </w:p>
@@ -664,35 +2020,183 @@
               <w:bottom w:val="single" w:sz="4" w:space="0" w:color="auto"/>
               <w:right w:val="single" w:sz="4" w:space="0" w:color="auto"/>
             </w:tcBorders>
+            <w:vAlign w:val="top"/>
           </w:tcPr>
           <w:p>
-            <w:r>
-              <w:t>Topic:</w:t>
-              <w:br/>
-              <w:t>App plan and event map</w:t>
-              <w:br/>
-              <w:br/>
-              <w:t>Pre-activities</w:t>
-              <w:br/>
+            <w:pPr>
+              <w:spacing w:before="0" w:after="0" w:line="360" w:lineRule="auto"/>
+            </w:pPr>
+            <w:r>
+              <w:rPr>
+                <w:rFonts w:ascii="Arial" w:hAnsi="Arial" w:cs="Arial" w:eastAsia="Arial"/>
+                <w:b/>
+                <w:sz w:val="24"/>
+              </w:rPr>
+              <w:t xml:space="preserve">Topic: </w:t>
+            </w:r>
+            <w:r>
+              <w:rPr>
+                <w:rFonts w:ascii="Arial" w:hAnsi="Arial" w:cs="Arial" w:eastAsia="Arial"/>
+                <w:b w:val="0"/>
+                <w:sz w:val="24"/>
+              </w:rPr>
+              <w:t>App plan improvement and testing</w:t>
+            </w:r>
+          </w:p>
+          <w:p>
+            <w:pPr>
+              <w:spacing w:before="0" w:after="0" w:line="360" w:lineRule="auto"/>
+            </w:pPr>
+            <w:r>
+              <w:rPr>
+                <w:rFonts w:ascii="Arial" w:hAnsi="Arial" w:cs="Arial" w:eastAsia="Arial"/>
+                <w:sz w:val="24"/>
+                <w:b/>
+                <w:bCs/>
+              </w:rPr>
+              <w:t>Class Objective:</w:t>
+            </w:r>
+          </w:p>
+          <w:p>
+            <w:pPr>
+              <w:spacing w:before="0" w:after="0" w:line="360" w:lineRule="auto"/>
+            </w:pPr>
+            <w:r>
+              <w:rPr>
+                <w:rFonts w:ascii="Arial" w:hAnsi="Arial" w:cs="Arial" w:eastAsia="Arial"/>
+                <w:sz w:val="24"/>
+              </w:rPr>
+              <w:t>Improve the Week 2 app plan by testing the event map with a partner, revising one screen or event, and checking that the 3 test cases are clear.</w:t>
+            </w:r>
+          </w:p>
+          <w:p>
+            <w:pPr>
+              <w:spacing w:before="0" w:after="0" w:line="360" w:lineRule="auto"/>
+            </w:pPr>
+            <w:r>
+              <w:rPr>
+                <w:rFonts w:ascii="Arial" w:hAnsi="Arial" w:cs="Arial" w:eastAsia="Arial"/>
+                <w:b/>
+                <w:sz w:val="24"/>
+              </w:rPr>
+              <w:t>Pre-activities:</w:t>
+            </w:r>
+          </w:p>
+          <w:p>
+            <w:pPr>
+              <w:spacing w:before="0" w:after="0" w:line="360" w:lineRule="auto"/>
+            </w:pPr>
+            <w:r>
+              <w:rPr>
+                <w:rFonts w:ascii="Arial" w:hAnsi="Arial" w:cs="Arial" w:eastAsia="Arial"/>
+                <w:b w:val="0"/>
+                <w:sz w:val="24"/>
+              </w:rPr>
               <w:t>Review Week 3 practice vocabulary (part 2).</w:t>
-              <w:br/>
+            </w:r>
+          </w:p>
+          <w:p>
+            <w:pPr>
+              <w:spacing w:before="0" w:after="0" w:line="360" w:lineRule="auto"/>
+            </w:pPr>
+            <w:r>
+              <w:rPr>
+                <w:rFonts w:ascii="Arial" w:hAnsi="Arial" w:cs="Arial" w:eastAsia="Arial"/>
+                <w:b w:val="0"/>
+                <w:sz w:val="24"/>
+              </w:rPr>
               <w:t>event map: A diagram showing events and screen flow</w:t>
-              <w:br/>
+            </w:r>
+          </w:p>
+          <w:p>
+            <w:pPr>
+              <w:spacing w:before="0" w:after="0" w:line="360" w:lineRule="auto"/>
+            </w:pPr>
+            <w:r>
+              <w:rPr>
+                <w:rFonts w:ascii="Arial" w:hAnsi="Arial" w:cs="Arial" w:eastAsia="Arial"/>
+                <w:b w:val="0"/>
+                <w:sz w:val="24"/>
+              </w:rPr>
               <w:t>test case: A planned test with expected behavior</w:t>
-              <w:br/>
+            </w:r>
+          </w:p>
+          <w:p>
+            <w:pPr>
+              <w:spacing w:before="0" w:after="0" w:line="360" w:lineRule="auto"/>
+            </w:pPr>
+            <w:r>
+              <w:rPr>
+                <w:rFonts w:ascii="Arial" w:hAnsi="Arial" w:cs="Arial" w:eastAsia="Arial"/>
+                <w:b w:val="0"/>
+                <w:sz w:val="24"/>
+              </w:rPr>
               <w:t>wireframe: A simple layout plan for a screen</w:t>
-              <w:br/>
+            </w:r>
+          </w:p>
+          <w:p>
+            <w:pPr>
+              <w:spacing w:before="0" w:after="0" w:line="360" w:lineRule="auto"/>
+            </w:pPr>
+            <w:r>
+              <w:rPr>
+                <w:rFonts w:ascii="Arial" w:hAnsi="Arial" w:cs="Arial" w:eastAsia="Arial"/>
+                <w:b w:val="0"/>
+                <w:sz w:val="24"/>
+              </w:rPr>
               <w:t>Review the project planning checklist: purpose, audience, screens, events, variables, user input, and testing.</w:t>
-              <w:br/>
-              <w:br/>
-              <w:t>While activities</w:t>
-              <w:br/>
-              <w:t>Complete Daily Grade #2: Create an app screen plan and event map with at least 3 screens, 5 interface elements, 4 events, 1 variable or user input, and 3 test cases.</w:t>
-              <w:br/>
-              <w:br/>
-              <w:t>Post activities</w:t>
-              <w:br/>
-              <w:t>Submit the plan and event map. Add one next step to your logbook.</w:t>
+            </w:r>
+          </w:p>
+          <w:p>
+            <w:pPr>
+              <w:spacing w:before="0" w:after="0" w:line="360" w:lineRule="auto"/>
+            </w:pPr>
+            <w:r>
+              <w:rPr>
+                <w:rFonts w:ascii="Arial" w:hAnsi="Arial" w:cs="Arial" w:eastAsia="Arial"/>
+                <w:b/>
+                <w:sz w:val="24"/>
+              </w:rPr>
+              <w:t>While activities:</w:t>
+            </w:r>
+          </w:p>
+          <w:p>
+            <w:pPr>
+              <w:spacing w:before="0" w:after="0" w:line="360" w:lineRule="auto"/>
+            </w:pPr>
+            <w:r>
+              <w:rPr>
+                <w:rFonts w:ascii="Arial" w:hAnsi="Arial" w:cs="Arial" w:eastAsia="Arial"/>
+                <w:b w:val="0"/>
+                <w:sz w:val="24"/>
+              </w:rPr>
+              <w:t>Improve the Week 2 app plan by testing the event map with a partner, revising one screen or event, and checking that the 3 test cases are clear.</w:t>
+            </w:r>
+          </w:p>
+          <w:p>
+            <w:pPr>
+              <w:spacing w:before="0" w:after="0" w:line="360" w:lineRule="auto"/>
+            </w:pPr>
+            <w:r>
+              <w:rPr>
+                <w:rFonts w:ascii="Arial" w:hAnsi="Arial" w:cs="Arial" w:eastAsia="Arial"/>
+                <w:b/>
+                <w:sz w:val="24"/>
+              </w:rPr>
+              <w:t>Post activities:</w:t>
+            </w:r>
+          </w:p>
+          <w:p>
+            <w:pPr>
+              <w:spacing w:before="0" w:after="0" w:line="360" w:lineRule="auto"/>
+            </w:pPr>
+            <w:r>
+              <w:rPr>
+                <w:rFonts w:ascii="Arial" w:hAnsi="Arial" w:cs="Arial" w:eastAsia="Arial"/>
+                <w:b w:val="0"/>
+                <w:sz w:val="24"/>
+              </w:rPr>
+              <w:t>Add one next step to your logbook.</w:t>
             </w:r>
           </w:p>
         </w:tc>
@@ -710,10 +2214,37 @@
               <w:bottom w:val="single" w:sz="4" w:space="0" w:color="auto"/>
               <w:right w:val="single" w:sz="4" w:space="0" w:color="auto"/>
             </w:tcBorders>
+            <w:vAlign w:val="top"/>
           </w:tcPr>
           <w:p>
-            <w:r>
-              <w:t>Resources: Pen, pencil, technology notebook, student's email and password, Google Classroom, LEDs and resistors, buttons, Scratch access, Micro:bit or simulator, Scratch Link/Bluetooth when needed, Python environment, checklist or worksheet, project planning sheet, projector.</w:t>
+            <w:pPr>
+              <w:spacing w:line="360" w:lineRule="auto" w:before="0" w:after="0"/>
+            </w:pPr>
+            <w:r>
+              <w:rPr>
+                <w:rFonts w:ascii="Arial" w:hAnsi="Arial" w:cs="Arial" w:eastAsia="Arial"/>
+                <w:sz w:val="24"/>
+              </w:rPr>
+            </w:r>
+            <w:r>
+              <w:rPr>
+                <w:rFonts w:ascii="Arial" w:hAnsi="Arial" w:eastAsia="Arial" w:cs="Arial"/>
+                <w:b/>
+                <w:i w:val="0"/>
+                <w:sz w:val="24"/>
+                <w:u w:val="none"/>
+              </w:rPr>
+              <w:t xml:space="preserve">Resources: </w:t>
+            </w:r>
+            <w:r>
+              <w:rPr>
+                <w:rFonts w:ascii="Arial" w:hAnsi="Arial" w:eastAsia="Arial" w:cs="Arial"/>
+                <w:b w:val="0"/>
+                <w:i w:val="0"/>
+                <w:sz w:val="24"/>
+                <w:u w:val="none"/>
+              </w:rPr>
+              <w:t>Pen, pencil, technology notebook, student's computer, email and password</w:t>
             </w:r>
           </w:p>
         </w:tc>
@@ -726,10 +2257,37 @@
               <w:bottom w:val="single" w:sz="4" w:space="0" w:color="auto"/>
               <w:right w:val="single" w:sz="4" w:space="0" w:color="auto"/>
             </w:tcBorders>
+            <w:vAlign w:val="top"/>
           </w:tcPr>
           <w:p>
-            <w:r>
-              <w:t>Resources: Pen, pencil, technology notebook, student's email and password, Google Classroom, LEDs and resistors, buttons, Scratch access, Micro:bit or simulator, Scratch Link/Bluetooth when needed, Python environment, checklist or worksheet, project planning sheet, projector.</w:t>
+            <w:pPr>
+              <w:spacing w:line="360" w:lineRule="auto" w:before="0" w:after="0"/>
+            </w:pPr>
+            <w:r>
+              <w:rPr>
+                <w:rFonts w:ascii="Arial" w:hAnsi="Arial" w:cs="Arial" w:eastAsia="Arial"/>
+                <w:sz w:val="24"/>
+              </w:rPr>
+            </w:r>
+            <w:r>
+              <w:rPr>
+                <w:rFonts w:ascii="Arial" w:hAnsi="Arial" w:eastAsia="Arial" w:cs="Arial"/>
+                <w:b/>
+                <w:i w:val="0"/>
+                <w:sz w:val="24"/>
+                <w:u w:val="none"/>
+              </w:rPr>
+              <w:t xml:space="preserve">Resources: </w:t>
+            </w:r>
+            <w:r>
+              <w:rPr>
+                <w:rFonts w:ascii="Arial" w:hAnsi="Arial" w:eastAsia="Arial" w:cs="Arial"/>
+                <w:b w:val="0"/>
+                <w:i w:val="0"/>
+                <w:sz w:val="24"/>
+                <w:u w:val="none"/>
+              </w:rPr>
+              <w:t>Pen, pencil, technology notebook, student's computer, email and password</w:t>
             </w:r>
           </w:p>
         </w:tc>
@@ -745,9 +2303,30 @@
               <w:right w:val="single" w:sz="4" w:space="0" w:color="auto"/>
             </w:tcBorders>
             <w:shd w:val="clear" w:color="auto" w:fill="A8D08D"/>
+            <w:vAlign w:val="top"/>
           </w:tcPr>
           <w:p>
-            <w:r>
+            <w:pPr>
+              <w:jc w:val="center"/>
+              <w:spacing w:line="360" w:lineRule="auto" w:before="0" w:after="0"/>
+            </w:pPr>
+            <w:r>
+              <w:rPr>
+                <w:rFonts w:ascii="Arial" w:hAnsi="Arial" w:eastAsia="Arial" w:cs="Arial"/>
+                <w:b/>
+                <w:i w:val="0"/>
+                <w:sz w:val="24"/>
+                <w:u w:val="none"/>
+              </w:rPr>
+            </w:r>
+            <w:r>
+              <w:rPr>
+                <w:rFonts w:ascii="Arial" w:hAnsi="Arial" w:eastAsia="Arial" w:cs="Arial"/>
+                <w:b/>
+                <w:i w:val="0"/>
+                <w:sz w:val="24"/>
+                <w:u w:val="none"/>
+              </w:rPr>
               <w:t>8A, 8B day – 45min – September - No scheduled class</w:t>
             </w:r>
           </w:p>
@@ -762,9 +2341,30 @@
               <w:right w:val="single" w:sz="4" w:space="0" w:color="auto"/>
             </w:tcBorders>
             <w:shd w:val="clear" w:color="auto" w:fill="A8D08D"/>
+            <w:vAlign w:val="top"/>
           </w:tcPr>
           <w:p>
-            <w:r>
+            <w:pPr>
+              <w:jc w:val="center"/>
+              <w:spacing w:line="360" w:lineRule="auto" w:before="0" w:after="0"/>
+            </w:pPr>
+            <w:r>
+              <w:rPr>
+                <w:rFonts w:ascii="Arial" w:hAnsi="Arial" w:eastAsia="Arial" w:cs="Arial"/>
+                <w:b/>
+                <w:i w:val="0"/>
+                <w:sz w:val="24"/>
+                <w:u w:val="none"/>
+              </w:rPr>
+            </w:r>
+            <w:r>
+              <w:rPr>
+                <w:rFonts w:ascii="Arial" w:hAnsi="Arial" w:eastAsia="Arial" w:cs="Arial"/>
+                <w:b/>
+                <w:i w:val="0"/>
+                <w:sz w:val="24"/>
+                <w:u w:val="none"/>
+              </w:rPr>
               <w:t>8A, 8B day – 90 min – September - No scheduled class</w:t>
             </w:r>
           </w:p>
@@ -780,26 +2380,104 @@
               <w:bottom w:val="single" w:sz="4" w:space="0" w:color="auto"/>
               <w:right w:val="single" w:sz="4" w:space="0" w:color="auto"/>
             </w:tcBorders>
+            <w:vAlign w:val="top"/>
           </w:tcPr>
           <w:p>
-            <w:r>
-              <w:t>Topic:</w:t>
-              <w:br/>
+            <w:pPr>
+              <w:spacing w:before="0" w:after="0" w:line="360" w:lineRule="auto"/>
+            </w:pPr>
+            <w:r>
+              <w:rPr>
+                <w:rFonts w:ascii="Arial" w:hAnsi="Arial" w:cs="Arial" w:eastAsia="Arial"/>
+                <w:b/>
+                <w:sz w:val="24"/>
+              </w:rPr>
+              <w:t xml:space="preserve">Topic: </w:t>
+            </w:r>
+            <w:r>
+              <w:rPr>
+                <w:rFonts w:ascii="Arial" w:hAnsi="Arial" w:cs="Arial" w:eastAsia="Arial"/>
+                <w:b w:val="0"/>
+                <w:sz w:val="24"/>
+              </w:rPr>
               <w:t>No regular class scheduled in this monthly plan.</w:t>
-              <w:br/>
-              <w:br/>
-              <w:t>Pre-activities</w:t>
-              <w:br/>
+            </w:r>
+          </w:p>
+          <w:p>
+            <w:pPr>
+              <w:spacing w:before="0" w:after="0" w:line="360" w:lineRule="auto"/>
+            </w:pPr>
+            <w:r>
+              <w:rPr>
+                <w:rFonts w:ascii="Arial" w:hAnsi="Arial" w:cs="Arial" w:eastAsia="Arial"/>
+                <w:b/>
+                <w:sz w:val="24"/>
+              </w:rPr>
+              <w:t>Pre-activities:</w:t>
+            </w:r>
+          </w:p>
+          <w:p>
+            <w:pPr>
+              <w:spacing w:before="0" w:after="0" w:line="360" w:lineRule="auto"/>
+            </w:pPr>
+            <w:r>
+              <w:rPr>
+                <w:rFonts w:ascii="Arial" w:hAnsi="Arial" w:cs="Arial" w:eastAsia="Arial"/>
+                <w:b w:val="0"/>
+                <w:sz w:val="24"/>
+              </w:rPr>
               <w:t>No activity scheduled.</w:t>
-              <w:br/>
-              <w:br/>
-              <w:t>While activities</w:t>
-              <w:br/>
+            </w:r>
+          </w:p>
+          <w:p>
+            <w:pPr>
+              <w:spacing w:before="0" w:after="0" w:line="360" w:lineRule="auto"/>
+            </w:pPr>
+            <w:r>
+              <w:rPr>
+                <w:rFonts w:ascii="Arial" w:hAnsi="Arial" w:cs="Arial" w:eastAsia="Arial"/>
+                <w:b/>
+                <w:sz w:val="24"/>
+              </w:rPr>
+              <w:t>While activities:</w:t>
+            </w:r>
+          </w:p>
+          <w:p>
+            <w:pPr>
+              <w:spacing w:before="0" w:after="0" w:line="360" w:lineRule="auto"/>
+            </w:pPr>
+            <w:r>
+              <w:rPr>
+                <w:rFonts w:ascii="Arial" w:hAnsi="Arial" w:cs="Arial" w:eastAsia="Arial"/>
+                <w:b w:val="0"/>
+                <w:sz w:val="24"/>
+              </w:rPr>
               <w:t>No activity scheduled.</w:t>
-              <w:br/>
-              <w:br/>
-              <w:t>Post activities</w:t>
-              <w:br/>
+            </w:r>
+          </w:p>
+          <w:p>
+            <w:pPr>
+              <w:spacing w:before="0" w:after="0" w:line="360" w:lineRule="auto"/>
+            </w:pPr>
+            <w:r>
+              <w:rPr>
+                <w:rFonts w:ascii="Arial" w:hAnsi="Arial" w:cs="Arial" w:eastAsia="Arial"/>
+                <w:b/>
+                <w:sz w:val="24"/>
+              </w:rPr>
+              <w:t>Post activities:</w:t>
+            </w:r>
+          </w:p>
+          <w:p>
+            <w:pPr>
+              <w:spacing w:before="0" w:after="0" w:line="360" w:lineRule="auto"/>
+            </w:pPr>
+            <w:r>
+              <w:rPr>
+                <w:rFonts w:ascii="Arial" w:hAnsi="Arial" w:cs="Arial" w:eastAsia="Arial"/>
+                <w:b w:val="0"/>
+                <w:sz w:val="24"/>
+              </w:rPr>
               <w:t>No activity scheduled.</w:t>
             </w:r>
           </w:p>
@@ -813,26 +2491,104 @@
               <w:bottom w:val="single" w:sz="4" w:space="0" w:color="auto"/>
               <w:right w:val="single" w:sz="4" w:space="0" w:color="auto"/>
             </w:tcBorders>
+            <w:vAlign w:val="top"/>
           </w:tcPr>
           <w:p>
-            <w:r>
-              <w:t>Topic:</w:t>
-              <w:br/>
+            <w:pPr>
+              <w:spacing w:before="0" w:after="0" w:line="360" w:lineRule="auto"/>
+            </w:pPr>
+            <w:r>
+              <w:rPr>
+                <w:rFonts w:ascii="Arial" w:hAnsi="Arial" w:cs="Arial" w:eastAsia="Arial"/>
+                <w:b/>
+                <w:sz w:val="24"/>
+              </w:rPr>
+              <w:t xml:space="preserve">Topic: </w:t>
+            </w:r>
+            <w:r>
+              <w:rPr>
+                <w:rFonts w:ascii="Arial" w:hAnsi="Arial" w:cs="Arial" w:eastAsia="Arial"/>
+                <w:b w:val="0"/>
+                <w:sz w:val="24"/>
+              </w:rPr>
               <w:t>No regular class scheduled in this monthly plan.</w:t>
-              <w:br/>
-              <w:br/>
-              <w:t>Pre-activities</w:t>
-              <w:br/>
+            </w:r>
+          </w:p>
+          <w:p>
+            <w:pPr>
+              <w:spacing w:before="0" w:after="0" w:line="360" w:lineRule="auto"/>
+            </w:pPr>
+            <w:r>
+              <w:rPr>
+                <w:rFonts w:ascii="Arial" w:hAnsi="Arial" w:cs="Arial" w:eastAsia="Arial"/>
+                <w:b/>
+                <w:sz w:val="24"/>
+              </w:rPr>
+              <w:t>Pre-activities:</w:t>
+            </w:r>
+          </w:p>
+          <w:p>
+            <w:pPr>
+              <w:spacing w:before="0" w:after="0" w:line="360" w:lineRule="auto"/>
+            </w:pPr>
+            <w:r>
+              <w:rPr>
+                <w:rFonts w:ascii="Arial" w:hAnsi="Arial" w:cs="Arial" w:eastAsia="Arial"/>
+                <w:b w:val="0"/>
+                <w:sz w:val="24"/>
+              </w:rPr>
               <w:t>No activity scheduled.</w:t>
-              <w:br/>
-              <w:br/>
-              <w:t>While activities</w:t>
-              <w:br/>
+            </w:r>
+          </w:p>
+          <w:p>
+            <w:pPr>
+              <w:spacing w:before="0" w:after="0" w:line="360" w:lineRule="auto"/>
+            </w:pPr>
+            <w:r>
+              <w:rPr>
+                <w:rFonts w:ascii="Arial" w:hAnsi="Arial" w:cs="Arial" w:eastAsia="Arial"/>
+                <w:b/>
+                <w:sz w:val="24"/>
+              </w:rPr>
+              <w:t>While activities:</w:t>
+            </w:r>
+          </w:p>
+          <w:p>
+            <w:pPr>
+              <w:spacing w:before="0" w:after="0" w:line="360" w:lineRule="auto"/>
+            </w:pPr>
+            <w:r>
+              <w:rPr>
+                <w:rFonts w:ascii="Arial" w:hAnsi="Arial" w:cs="Arial" w:eastAsia="Arial"/>
+                <w:b w:val="0"/>
+                <w:sz w:val="24"/>
+              </w:rPr>
               <w:t>No activity scheduled.</w:t>
-              <w:br/>
-              <w:br/>
-              <w:t>Post activities</w:t>
-              <w:br/>
+            </w:r>
+          </w:p>
+          <w:p>
+            <w:pPr>
+              <w:spacing w:before="0" w:after="0" w:line="360" w:lineRule="auto"/>
+            </w:pPr>
+            <w:r>
+              <w:rPr>
+                <w:rFonts w:ascii="Arial" w:hAnsi="Arial" w:cs="Arial" w:eastAsia="Arial"/>
+                <w:b/>
+                <w:sz w:val="24"/>
+              </w:rPr>
+              <w:t>Post activities:</w:t>
+            </w:r>
+          </w:p>
+          <w:p>
+            <w:pPr>
+              <w:spacing w:before="0" w:after="0" w:line="360" w:lineRule="auto"/>
+            </w:pPr>
+            <w:r>
+              <w:rPr>
+                <w:rFonts w:ascii="Arial" w:hAnsi="Arial" w:cs="Arial" w:eastAsia="Arial"/>
+                <w:b w:val="0"/>
+                <w:sz w:val="24"/>
+              </w:rPr>
               <w:t>No activity scheduled.</w:t>
             </w:r>
           </w:p>
@@ -848,10 +2604,37 @@
               <w:bottom w:val="single" w:sz="4" w:space="0" w:color="auto"/>
               <w:right w:val="single" w:sz="4" w:space="0" w:color="auto"/>
             </w:tcBorders>
+            <w:vAlign w:val="top"/>
           </w:tcPr>
           <w:p>
-            <w:r>
-              <w:t>Resources: No regular class scheduled.</w:t>
+            <w:pPr>
+              <w:spacing w:line="360" w:lineRule="auto" w:before="0" w:after="0"/>
+            </w:pPr>
+            <w:r>
+              <w:rPr>
+                <w:rFonts w:ascii="Arial" w:hAnsi="Arial" w:cs="Arial" w:eastAsia="Arial"/>
+                <w:sz w:val="24"/>
+              </w:rPr>
+            </w:r>
+            <w:r>
+              <w:rPr>
+                <w:rFonts w:ascii="Arial" w:hAnsi="Arial" w:eastAsia="Arial" w:cs="Arial"/>
+                <w:b/>
+                <w:i w:val="0"/>
+                <w:sz w:val="24"/>
+                <w:u w:val="none"/>
+              </w:rPr>
+              <w:t xml:space="preserve">Resources: </w:t>
+            </w:r>
+            <w:r>
+              <w:rPr>
+                <w:rFonts w:ascii="Arial" w:hAnsi="Arial" w:eastAsia="Arial" w:cs="Arial"/>
+                <w:b w:val="0"/>
+                <w:i w:val="0"/>
+                <w:sz w:val="24"/>
+                <w:u w:val="none"/>
+              </w:rPr>
+              <w:t>Pen, pencil, technology notebook, student's computer, email and password</w:t>
             </w:r>
           </w:p>
         </w:tc>
@@ -864,10 +2647,37 @@
               <w:bottom w:val="single" w:sz="4" w:space="0" w:color="auto"/>
               <w:right w:val="single" w:sz="4" w:space="0" w:color="auto"/>
             </w:tcBorders>
+            <w:vAlign w:val="top"/>
           </w:tcPr>
           <w:p>
-            <w:r>
-              <w:t>Resources: No regular class scheduled.</w:t>
+            <w:pPr>
+              <w:spacing w:line="360" w:lineRule="auto" w:before="0" w:after="0"/>
+            </w:pPr>
+            <w:r>
+              <w:rPr>
+                <w:rFonts w:ascii="Arial" w:hAnsi="Arial" w:cs="Arial" w:eastAsia="Arial"/>
+                <w:sz w:val="24"/>
+              </w:rPr>
+            </w:r>
+            <w:r>
+              <w:rPr>
+                <w:rFonts w:ascii="Arial" w:hAnsi="Arial" w:eastAsia="Arial" w:cs="Arial"/>
+                <w:b/>
+                <w:i w:val="0"/>
+                <w:sz w:val="24"/>
+                <w:u w:val="none"/>
+              </w:rPr>
+              <w:t xml:space="preserve">Resources: </w:t>
+            </w:r>
+            <w:r>
+              <w:rPr>
+                <w:rFonts w:ascii="Arial" w:hAnsi="Arial" w:eastAsia="Arial" w:cs="Arial"/>
+                <w:b w:val="0"/>
+                <w:i w:val="0"/>
+                <w:sz w:val="24"/>
+                <w:u w:val="none"/>
+              </w:rPr>
+              <w:t>Pen, pencil, technology notebook, student's computer, email and password</w:t>
             </w:r>
           </w:p>
         </w:tc>
@@ -883,9 +2693,30 @@
               <w:right w:val="single" w:sz="4" w:space="0" w:color="auto"/>
             </w:tcBorders>
             <w:shd w:val="clear" w:color="auto" w:fill="A8D08D"/>
+            <w:vAlign w:val="top"/>
           </w:tcPr>
           <w:p>
-            <w:r>
+            <w:pPr>
+              <w:jc w:val="center"/>
+              <w:spacing w:line="360" w:lineRule="auto" w:before="0" w:after="0"/>
+            </w:pPr>
+            <w:r>
+              <w:rPr>
+                <w:rFonts w:ascii="Arial" w:hAnsi="Arial" w:eastAsia="Arial" w:cs="Arial"/>
+                <w:b/>
+                <w:i w:val="0"/>
+                <w:sz w:val="24"/>
+                <w:u w:val="none"/>
+              </w:rPr>
+            </w:r>
+            <w:r>
+              <w:rPr>
+                <w:rFonts w:ascii="Arial" w:hAnsi="Arial" w:eastAsia="Arial" w:cs="Arial"/>
+                <w:b/>
+                <w:i w:val="0"/>
+                <w:sz w:val="24"/>
+                <w:u w:val="none"/>
+              </w:rPr>
               <w:t>8A, 8B day – 45min – September - No scheduled class</w:t>
             </w:r>
           </w:p>
@@ -900,9 +2731,30 @@
               <w:right w:val="single" w:sz="4" w:space="0" w:color="auto"/>
             </w:tcBorders>
             <w:shd w:val="clear" w:color="auto" w:fill="A8D08D"/>
+            <w:vAlign w:val="top"/>
           </w:tcPr>
           <w:p>
-            <w:r>
+            <w:pPr>
+              <w:jc w:val="center"/>
+              <w:spacing w:line="360" w:lineRule="auto" w:before="0" w:after="0"/>
+            </w:pPr>
+            <w:r>
+              <w:rPr>
+                <w:rFonts w:ascii="Arial" w:hAnsi="Arial" w:eastAsia="Arial" w:cs="Arial"/>
+                <w:b/>
+                <w:i w:val="0"/>
+                <w:sz w:val="24"/>
+                <w:u w:val="none"/>
+              </w:rPr>
+            </w:r>
+            <w:r>
+              <w:rPr>
+                <w:rFonts w:ascii="Arial" w:hAnsi="Arial" w:eastAsia="Arial" w:cs="Arial"/>
+                <w:b/>
+                <w:i w:val="0"/>
+                <w:sz w:val="24"/>
+                <w:u w:val="none"/>
+              </w:rPr>
               <w:t>8A, 8B day – 90 min – September - No scheduled class</w:t>
             </w:r>
           </w:p>
@@ -918,26 +2770,104 @@
               <w:bottom w:val="single" w:sz="4" w:space="0" w:color="auto"/>
               <w:right w:val="single" w:sz="4" w:space="0" w:color="auto"/>
             </w:tcBorders>
+            <w:vAlign w:val="top"/>
           </w:tcPr>
           <w:p>
-            <w:r>
-              <w:t>Topic:</w:t>
-              <w:br/>
+            <w:pPr>
+              <w:spacing w:before="0" w:after="0" w:line="360" w:lineRule="auto"/>
+            </w:pPr>
+            <w:r>
+              <w:rPr>
+                <w:rFonts w:ascii="Arial" w:hAnsi="Arial" w:cs="Arial" w:eastAsia="Arial"/>
+                <w:b/>
+                <w:sz w:val="24"/>
+              </w:rPr>
+              <w:t xml:space="preserve">Topic: </w:t>
+            </w:r>
+            <w:r>
+              <w:rPr>
+                <w:rFonts w:ascii="Arial" w:hAnsi="Arial" w:cs="Arial" w:eastAsia="Arial"/>
+                <w:b w:val="0"/>
+                <w:sz w:val="24"/>
+              </w:rPr>
               <w:t>No regular class scheduled in this monthly plan.</w:t>
-              <w:br/>
-              <w:br/>
-              <w:t>Pre-activities</w:t>
-              <w:br/>
+            </w:r>
+          </w:p>
+          <w:p>
+            <w:pPr>
+              <w:spacing w:before="0" w:after="0" w:line="360" w:lineRule="auto"/>
+            </w:pPr>
+            <w:r>
+              <w:rPr>
+                <w:rFonts w:ascii="Arial" w:hAnsi="Arial" w:cs="Arial" w:eastAsia="Arial"/>
+                <w:b/>
+                <w:sz w:val="24"/>
+              </w:rPr>
+              <w:t>Pre-activities:</w:t>
+            </w:r>
+          </w:p>
+          <w:p>
+            <w:pPr>
+              <w:spacing w:before="0" w:after="0" w:line="360" w:lineRule="auto"/>
+            </w:pPr>
+            <w:r>
+              <w:rPr>
+                <w:rFonts w:ascii="Arial" w:hAnsi="Arial" w:cs="Arial" w:eastAsia="Arial"/>
+                <w:b w:val="0"/>
+                <w:sz w:val="24"/>
+              </w:rPr>
               <w:t>No activity scheduled.</w:t>
-              <w:br/>
-              <w:br/>
-              <w:t>While activities</w:t>
-              <w:br/>
+            </w:r>
+          </w:p>
+          <w:p>
+            <w:pPr>
+              <w:spacing w:before="0" w:after="0" w:line="360" w:lineRule="auto"/>
+            </w:pPr>
+            <w:r>
+              <w:rPr>
+                <w:rFonts w:ascii="Arial" w:hAnsi="Arial" w:cs="Arial" w:eastAsia="Arial"/>
+                <w:b/>
+                <w:sz w:val="24"/>
+              </w:rPr>
+              <w:t>While activities:</w:t>
+            </w:r>
+          </w:p>
+          <w:p>
+            <w:pPr>
+              <w:spacing w:before="0" w:after="0" w:line="360" w:lineRule="auto"/>
+            </w:pPr>
+            <w:r>
+              <w:rPr>
+                <w:rFonts w:ascii="Arial" w:hAnsi="Arial" w:cs="Arial" w:eastAsia="Arial"/>
+                <w:b w:val="0"/>
+                <w:sz w:val="24"/>
+              </w:rPr>
               <w:t>No activity scheduled.</w:t>
-              <w:br/>
-              <w:br/>
-              <w:t>Post activities</w:t>
-              <w:br/>
+            </w:r>
+          </w:p>
+          <w:p>
+            <w:pPr>
+              <w:spacing w:before="0" w:after="0" w:line="360" w:lineRule="auto"/>
+            </w:pPr>
+            <w:r>
+              <w:rPr>
+                <w:rFonts w:ascii="Arial" w:hAnsi="Arial" w:cs="Arial" w:eastAsia="Arial"/>
+                <w:b/>
+                <w:sz w:val="24"/>
+              </w:rPr>
+              <w:t>Post activities:</w:t>
+            </w:r>
+          </w:p>
+          <w:p>
+            <w:pPr>
+              <w:spacing w:before="0" w:after="0" w:line="360" w:lineRule="auto"/>
+            </w:pPr>
+            <w:r>
+              <w:rPr>
+                <w:rFonts w:ascii="Arial" w:hAnsi="Arial" w:cs="Arial" w:eastAsia="Arial"/>
+                <w:b w:val="0"/>
+                <w:sz w:val="24"/>
+              </w:rPr>
               <w:t>No activity scheduled.</w:t>
             </w:r>
           </w:p>
@@ -951,26 +2881,104 @@
               <w:bottom w:val="single" w:sz="4" w:space="0" w:color="auto"/>
               <w:right w:val="single" w:sz="4" w:space="0" w:color="auto"/>
             </w:tcBorders>
+            <w:vAlign w:val="top"/>
           </w:tcPr>
           <w:p>
-            <w:r>
-              <w:t>Topic:</w:t>
-              <w:br/>
+            <w:pPr>
+              <w:spacing w:before="0" w:after="0" w:line="360" w:lineRule="auto"/>
+            </w:pPr>
+            <w:r>
+              <w:rPr>
+                <w:rFonts w:ascii="Arial" w:hAnsi="Arial" w:cs="Arial" w:eastAsia="Arial"/>
+                <w:b/>
+                <w:sz w:val="24"/>
+              </w:rPr>
+              <w:t xml:space="preserve">Topic: </w:t>
+            </w:r>
+            <w:r>
+              <w:rPr>
+                <w:rFonts w:ascii="Arial" w:hAnsi="Arial" w:cs="Arial" w:eastAsia="Arial"/>
+                <w:b w:val="0"/>
+                <w:sz w:val="24"/>
+              </w:rPr>
               <w:t>No regular class scheduled in this monthly plan.</w:t>
-              <w:br/>
-              <w:br/>
-              <w:t>Pre-activities</w:t>
-              <w:br/>
+            </w:r>
+          </w:p>
+          <w:p>
+            <w:pPr>
+              <w:spacing w:before="0" w:after="0" w:line="360" w:lineRule="auto"/>
+            </w:pPr>
+            <w:r>
+              <w:rPr>
+                <w:rFonts w:ascii="Arial" w:hAnsi="Arial" w:cs="Arial" w:eastAsia="Arial"/>
+                <w:b/>
+                <w:sz w:val="24"/>
+              </w:rPr>
+              <w:t>Pre-activities:</w:t>
+            </w:r>
+          </w:p>
+          <w:p>
+            <w:pPr>
+              <w:spacing w:before="0" w:after="0" w:line="360" w:lineRule="auto"/>
+            </w:pPr>
+            <w:r>
+              <w:rPr>
+                <w:rFonts w:ascii="Arial" w:hAnsi="Arial" w:cs="Arial" w:eastAsia="Arial"/>
+                <w:b w:val="0"/>
+                <w:sz w:val="24"/>
+              </w:rPr>
               <w:t>No activity scheduled.</w:t>
-              <w:br/>
-              <w:br/>
-              <w:t>While activities</w:t>
-              <w:br/>
+            </w:r>
+          </w:p>
+          <w:p>
+            <w:pPr>
+              <w:spacing w:before="0" w:after="0" w:line="360" w:lineRule="auto"/>
+            </w:pPr>
+            <w:r>
+              <w:rPr>
+                <w:rFonts w:ascii="Arial" w:hAnsi="Arial" w:cs="Arial" w:eastAsia="Arial"/>
+                <w:b/>
+                <w:sz w:val="24"/>
+              </w:rPr>
+              <w:t>While activities:</w:t>
+            </w:r>
+          </w:p>
+          <w:p>
+            <w:pPr>
+              <w:spacing w:before="0" w:after="0" w:line="360" w:lineRule="auto"/>
+            </w:pPr>
+            <w:r>
+              <w:rPr>
+                <w:rFonts w:ascii="Arial" w:hAnsi="Arial" w:cs="Arial" w:eastAsia="Arial"/>
+                <w:b w:val="0"/>
+                <w:sz w:val="24"/>
+              </w:rPr>
               <w:t>No activity scheduled.</w:t>
-              <w:br/>
-              <w:br/>
-              <w:t>Post activities</w:t>
-              <w:br/>
+            </w:r>
+          </w:p>
+          <w:p>
+            <w:pPr>
+              <w:spacing w:before="0" w:after="0" w:line="360" w:lineRule="auto"/>
+            </w:pPr>
+            <w:r>
+              <w:rPr>
+                <w:rFonts w:ascii="Arial" w:hAnsi="Arial" w:cs="Arial" w:eastAsia="Arial"/>
+                <w:b/>
+                <w:sz w:val="24"/>
+              </w:rPr>
+              <w:t>Post activities:</w:t>
+            </w:r>
+          </w:p>
+          <w:p>
+            <w:pPr>
+              <w:spacing w:before="0" w:after="0" w:line="360" w:lineRule="auto"/>
+            </w:pPr>
+            <w:r>
+              <w:rPr>
+                <w:rFonts w:ascii="Arial" w:hAnsi="Arial" w:cs="Arial" w:eastAsia="Arial"/>
+                <w:b w:val="0"/>
+                <w:sz w:val="24"/>
+              </w:rPr>
               <w:t>No activity scheduled.</w:t>
             </w:r>
           </w:p>
@@ -986,10 +2994,37 @@
               <w:bottom w:val="single" w:sz="4" w:space="0" w:color="auto"/>
               <w:right w:val="single" w:sz="4" w:space="0" w:color="auto"/>
             </w:tcBorders>
+            <w:vAlign w:val="top"/>
           </w:tcPr>
           <w:p>
-            <w:r>
-              <w:t>Resources: No regular class scheduled.</w:t>
+            <w:pPr>
+              <w:spacing w:line="360" w:lineRule="auto" w:before="0" w:after="0"/>
+            </w:pPr>
+            <w:r>
+              <w:rPr>
+                <w:rFonts w:ascii="Arial" w:hAnsi="Arial" w:cs="Arial" w:eastAsia="Arial"/>
+                <w:sz w:val="24"/>
+              </w:rPr>
+            </w:r>
+            <w:r>
+              <w:rPr>
+                <w:rFonts w:ascii="Arial" w:hAnsi="Arial" w:eastAsia="Arial" w:cs="Arial"/>
+                <w:b/>
+                <w:i w:val="0"/>
+                <w:sz w:val="24"/>
+                <w:u w:val="none"/>
+              </w:rPr>
+              <w:t xml:space="preserve">Resources: </w:t>
+            </w:r>
+            <w:r>
+              <w:rPr>
+                <w:rFonts w:ascii="Arial" w:hAnsi="Arial" w:eastAsia="Arial" w:cs="Arial"/>
+                <w:b w:val="0"/>
+                <w:i w:val="0"/>
+                <w:sz w:val="24"/>
+                <w:u w:val="none"/>
+              </w:rPr>
+              <w:t>Pen, pencil, technology notebook, student's computer, email and password</w:t>
             </w:r>
           </w:p>
         </w:tc>
@@ -1002,10 +3037,37 @@
               <w:bottom w:val="single" w:sz="4" w:space="0" w:color="auto"/>
               <w:right w:val="single" w:sz="4" w:space="0" w:color="auto"/>
             </w:tcBorders>
+            <w:vAlign w:val="top"/>
           </w:tcPr>
           <w:p>
-            <w:r>
-              <w:t>Resources: No regular class scheduled.</w:t>
+            <w:pPr>
+              <w:spacing w:line="360" w:lineRule="auto" w:before="0" w:after="0"/>
+            </w:pPr>
+            <w:r>
+              <w:rPr>
+                <w:rFonts w:ascii="Arial" w:hAnsi="Arial" w:cs="Arial" w:eastAsia="Arial"/>
+                <w:sz w:val="24"/>
+              </w:rPr>
+            </w:r>
+            <w:r>
+              <w:rPr>
+                <w:rFonts w:ascii="Arial" w:hAnsi="Arial" w:eastAsia="Arial" w:cs="Arial"/>
+                <w:b/>
+                <w:i w:val="0"/>
+                <w:sz w:val="24"/>
+                <w:u w:val="none"/>
+              </w:rPr>
+              <w:t xml:space="preserve">Resources: </w:t>
+            </w:r>
+            <w:r>
+              <w:rPr>
+                <w:rFonts w:ascii="Arial" w:hAnsi="Arial" w:eastAsia="Arial" w:cs="Arial"/>
+                <w:b w:val="0"/>
+                <w:i w:val="0"/>
+                <w:sz w:val="24"/>
+                <w:u w:val="none"/>
+              </w:rPr>
+              <w:t>Pen, pencil, technology notebook, student's computer, email and password</w:t>
             </w:r>
           </w:p>
         </w:tc>
@@ -1017,6 +3079,7 @@
           <w:sz w:val="24"/>
           <w:szCs w:val="24"/>
         </w:rPr>
+        <w:spacing w:line="360" w:lineRule="auto" w:before="0" w:after="0"/>
       </w:pPr>
     </w:p>
     <w:sectPr>
@@ -8328,19 +10391,6 @@
       <w:szCs w:val="30"/>
     </w:rPr>
   </w:style>
-  <w:style w:type="table" w:customStyle="1" w:styleId="a">
-    <w:basedOn w:val="TableNormal4"/>
-    <w:tblPr>
-      <w:tblStyleRowBandSize w:val="1"/>
-      <w:tblStyleColBandSize w:val="1"/>
-      <w:tblCellMar>
-        <w:top w:w="100" w:type="dxa"/>
-        <w:left w:w="100" w:type="dxa"/>
-        <w:bottom w:w="100" w:type="dxa"/>
-        <w:right w:w="100" w:type="dxa"/>
-      </w:tblCellMar>
-    </w:tblPr>
-  </w:style>
   <w:style w:type="paragraph" w:styleId="ListParagraph">
     <w:name w:val="List Paragraph"/>
     <w:basedOn w:val="Normal"/>
@@ -8678,238 +10728,6 @@
       <w:szCs w:val="24"/>
     </w:rPr>
   </w:style>
-  <w:style w:type="table" w:customStyle="1" w:styleId="a0">
-    <w:basedOn w:val="TableNormal4"/>
-    <w:pPr>
-      <w:spacing w:line="240" w:lineRule="auto"/>
-    </w:pPr>
-    <w:tblPr>
-      <w:tblStyleRowBandSize w:val="1"/>
-      <w:tblStyleColBandSize w:val="1"/>
-      <w:tblCellMar>
-        <w:left w:w="108" w:type="dxa"/>
-        <w:right w:w="108" w:type="dxa"/>
-      </w:tblCellMar>
-    </w:tblPr>
-  </w:style>
-  <w:style w:type="table" w:customStyle="1" w:styleId="a1">
-    <w:basedOn w:val="TableNormal4"/>
-    <w:pPr>
-      <w:spacing w:line="240" w:lineRule="auto"/>
-    </w:pPr>
-    <w:tblPr>
-      <w:tblStyleRowBandSize w:val="1"/>
-      <w:tblStyleColBandSize w:val="1"/>
-      <w:tblCellMar>
-        <w:left w:w="108" w:type="dxa"/>
-        <w:right w:w="108" w:type="dxa"/>
-      </w:tblCellMar>
-    </w:tblPr>
-  </w:style>
-  <w:style w:type="table" w:customStyle="1" w:styleId="a2">
-    <w:basedOn w:val="TableNormal4"/>
-    <w:pPr>
-      <w:spacing w:line="240" w:lineRule="auto"/>
-    </w:pPr>
-    <w:tblPr>
-      <w:tblStyleRowBandSize w:val="1"/>
-      <w:tblStyleColBandSize w:val="1"/>
-      <w:tblCellMar>
-        <w:left w:w="108" w:type="dxa"/>
-        <w:right w:w="108" w:type="dxa"/>
-      </w:tblCellMar>
-    </w:tblPr>
-  </w:style>
-  <w:style w:type="table" w:customStyle="1" w:styleId="a3">
-    <w:basedOn w:val="TableNormal4"/>
-    <w:pPr>
-      <w:spacing w:line="240" w:lineRule="auto"/>
-    </w:pPr>
-    <w:tblPr>
-      <w:tblStyleRowBandSize w:val="1"/>
-      <w:tblStyleColBandSize w:val="1"/>
-      <w:tblCellMar>
-        <w:left w:w="108" w:type="dxa"/>
-        <w:right w:w="108" w:type="dxa"/>
-      </w:tblCellMar>
-    </w:tblPr>
-  </w:style>
-  <w:style w:type="table" w:customStyle="1" w:styleId="a4">
-    <w:basedOn w:val="TableNormal4"/>
-    <w:pPr>
-      <w:spacing w:line="240" w:lineRule="auto"/>
-    </w:pPr>
-    <w:tblPr>
-      <w:tblStyleRowBandSize w:val="1"/>
-      <w:tblStyleColBandSize w:val="1"/>
-      <w:tblCellMar>
-        <w:left w:w="108" w:type="dxa"/>
-        <w:right w:w="108" w:type="dxa"/>
-      </w:tblCellMar>
-    </w:tblPr>
-  </w:style>
-  <w:style w:type="table" w:customStyle="1" w:styleId="a5">
-    <w:basedOn w:val="TableNormal4"/>
-    <w:pPr>
-      <w:spacing w:line="240" w:lineRule="auto"/>
-    </w:pPr>
-    <w:tblPr>
-      <w:tblStyleRowBandSize w:val="1"/>
-      <w:tblStyleColBandSize w:val="1"/>
-      <w:tblCellMar>
-        <w:left w:w="108" w:type="dxa"/>
-        <w:right w:w="108" w:type="dxa"/>
-      </w:tblCellMar>
-    </w:tblPr>
-  </w:style>
-  <w:style w:type="table" w:customStyle="1" w:styleId="a6">
-    <w:basedOn w:val="TableNormal4"/>
-    <w:pPr>
-      <w:spacing w:line="240" w:lineRule="auto"/>
-    </w:pPr>
-    <w:tblPr>
-      <w:tblStyleRowBandSize w:val="1"/>
-      <w:tblStyleColBandSize w:val="1"/>
-      <w:tblCellMar>
-        <w:left w:w="108" w:type="dxa"/>
-        <w:right w:w="108" w:type="dxa"/>
-      </w:tblCellMar>
-    </w:tblPr>
-  </w:style>
-  <w:style w:type="table" w:customStyle="1" w:styleId="a7">
-    <w:basedOn w:val="TableNormal4"/>
-    <w:pPr>
-      <w:spacing w:line="240" w:lineRule="auto"/>
-    </w:pPr>
-    <w:tblPr>
-      <w:tblStyleRowBandSize w:val="1"/>
-      <w:tblStyleColBandSize w:val="1"/>
-      <w:tblCellMar>
-        <w:left w:w="108" w:type="dxa"/>
-        <w:right w:w="108" w:type="dxa"/>
-      </w:tblCellMar>
-    </w:tblPr>
-  </w:style>
-  <w:style w:type="table" w:customStyle="1" w:styleId="a8">
-    <w:basedOn w:val="TableNormal4"/>
-    <w:pPr>
-      <w:spacing w:line="240" w:lineRule="auto"/>
-    </w:pPr>
-    <w:tblPr>
-      <w:tblStyleRowBandSize w:val="1"/>
-      <w:tblStyleColBandSize w:val="1"/>
-      <w:tblCellMar>
-        <w:left w:w="108" w:type="dxa"/>
-        <w:right w:w="108" w:type="dxa"/>
-      </w:tblCellMar>
-    </w:tblPr>
-  </w:style>
-  <w:style w:type="table" w:customStyle="1" w:styleId="a9">
-    <w:basedOn w:val="TableNormal4"/>
-    <w:pPr>
-      <w:spacing w:line="240" w:lineRule="auto"/>
-    </w:pPr>
-    <w:tblPr>
-      <w:tblStyleRowBandSize w:val="1"/>
-      <w:tblStyleColBandSize w:val="1"/>
-      <w:tblCellMar>
-        <w:left w:w="108" w:type="dxa"/>
-        <w:right w:w="108" w:type="dxa"/>
-      </w:tblCellMar>
-    </w:tblPr>
-  </w:style>
-  <w:style w:type="table" w:customStyle="1" w:styleId="aa">
-    <w:basedOn w:val="TableNormal4"/>
-    <w:pPr>
-      <w:spacing w:line="240" w:lineRule="auto"/>
-    </w:pPr>
-    <w:tblPr>
-      <w:tblStyleRowBandSize w:val="1"/>
-      <w:tblStyleColBandSize w:val="1"/>
-      <w:tblCellMar>
-        <w:left w:w="108" w:type="dxa"/>
-        <w:right w:w="108" w:type="dxa"/>
-      </w:tblCellMar>
-    </w:tblPr>
-  </w:style>
-  <w:style w:type="table" w:customStyle="1" w:styleId="ab">
-    <w:basedOn w:val="TableNormal4"/>
-    <w:pPr>
-      <w:spacing w:line="240" w:lineRule="auto"/>
-    </w:pPr>
-    <w:tblPr>
-      <w:tblStyleRowBandSize w:val="1"/>
-      <w:tblStyleColBandSize w:val="1"/>
-      <w:tblCellMar>
-        <w:left w:w="108" w:type="dxa"/>
-        <w:right w:w="108" w:type="dxa"/>
-      </w:tblCellMar>
-    </w:tblPr>
-  </w:style>
-  <w:style w:type="table" w:customStyle="1" w:styleId="ac">
-    <w:basedOn w:val="TableNormal1"/>
-    <w:pPr>
-      <w:spacing w:line="240" w:lineRule="auto"/>
-    </w:pPr>
-    <w:tblPr>
-      <w:tblStyleRowBandSize w:val="1"/>
-      <w:tblStyleColBandSize w:val="1"/>
-      <w:tblCellMar>
-        <w:top w:w="100" w:type="dxa"/>
-        <w:left w:w="108" w:type="dxa"/>
-        <w:bottom w:w="100" w:type="dxa"/>
-        <w:right w:w="108" w:type="dxa"/>
-      </w:tblCellMar>
-    </w:tblPr>
-  </w:style>
-  <w:style w:type="table" w:customStyle="1" w:styleId="ad">
-    <w:basedOn w:val="TableNormal1"/>
-    <w:pPr>
-      <w:spacing w:line="240" w:lineRule="auto"/>
-    </w:pPr>
-    <w:tblPr>
-      <w:tblStyleRowBandSize w:val="1"/>
-      <w:tblStyleColBandSize w:val="1"/>
-      <w:tblCellMar>
-        <w:top w:w="100" w:type="dxa"/>
-        <w:left w:w="108" w:type="dxa"/>
-        <w:bottom w:w="100" w:type="dxa"/>
-        <w:right w:w="108" w:type="dxa"/>
-      </w:tblCellMar>
-    </w:tblPr>
-  </w:style>
-  <w:style w:type="table" w:customStyle="1" w:styleId="ae">
-    <w:basedOn w:val="TableNormal1"/>
-    <w:pPr>
-      <w:spacing w:line="240" w:lineRule="auto"/>
-    </w:pPr>
-    <w:tblPr>
-      <w:tblStyleRowBandSize w:val="1"/>
-      <w:tblStyleColBandSize w:val="1"/>
-      <w:tblCellMar>
-        <w:top w:w="100" w:type="dxa"/>
-        <w:left w:w="108" w:type="dxa"/>
-        <w:bottom w:w="100" w:type="dxa"/>
-        <w:right w:w="108" w:type="dxa"/>
-      </w:tblCellMar>
-    </w:tblPr>
-  </w:style>
-  <w:style w:type="table" w:customStyle="1" w:styleId="af">
-    <w:basedOn w:val="TableNormal1"/>
-    <w:pPr>
-      <w:spacing w:line="240" w:lineRule="auto"/>
-    </w:pPr>
-    <w:tblPr>
-      <w:tblStyleRowBandSize w:val="1"/>
-      <w:tblStyleColBandSize w:val="1"/>
-      <w:tblCellMar>
-        <w:top w:w="100" w:type="dxa"/>
-        <w:left w:w="108" w:type="dxa"/>
-        <w:bottom w:w="100" w:type="dxa"/>
-        <w:right w:w="108" w:type="dxa"/>
-      </w:tblCellMar>
-    </w:tblPr>
-  </w:style>
   <w:style w:type="character" w:styleId="Strong">
     <w:name w:val="Strong"/>
     <w:basedOn w:val="DefaultParagraphFont"/>
@@ -8920,19 +10738,6 @@
       <w:b/>
       <w:bCs/>
     </w:rPr>
-  </w:style>
-  <w:style w:type="table" w:customStyle="1" w:styleId="af0">
-    <w:basedOn w:val="TableNormal"/>
-    <w:tblPr>
-      <w:tblStyleRowBandSize w:val="1"/>
-      <w:tblStyleColBandSize w:val="1"/>
-      <w:tblCellMar>
-        <w:top w:w="15" w:type="dxa"/>
-        <w:left w:w="15" w:type="dxa"/>
-        <w:bottom w:w="15" w:type="dxa"/>
-        <w:right w:w="15" w:type="dxa"/>
-      </w:tblCellMar>
-    </w:tblPr>
   </w:style>
   <w:style w:type="character" w:styleId="Hyperlink">
     <w:name w:val="Hyperlink"/>
